--- a/docs/DJ_Security_Tooling_Administration_Guide.docx
+++ b/docs/DJ_Security_Tooling_Administration_Guide.docx
@@ -27,7 +27,7 @@
           <w:sz w:val="26"/>
           <w:szCs w:val="26"/>
         </w:rPr>
-        <w:t xml:space="preserve">Managing and maintaining DJ's KYSA and DJ's ACS Auditor</w:t>
+        <w:t xml:space="preserve">Managing and maintaining DJ's ACS Auditor</w:t>
       </w:r>
     </w:p>
     <w:p>
@@ -65,7 +65,7 @@
           <w:sz w:val="22"/>
           <w:szCs w:val="22"/>
         </w:rPr>
-        <w:t xml:space="preserve">Covers DJ's KYSA v2.0 and DJ's ACS Auditor v1.0</w:t>
+        <w:t xml:space="preserve">Covers DJ's ACS Auditor v1.0</w:t>
       </w:r>
     </w:p>
     <w:p>
@@ -152,7 +152,7 @@
           <w:left w:val="single" w:color="1F6FEB" w:sz="18"/>
         </w:pBdr>
         <w:shd w:fill="EEF3FA" w:val="clear"/>
-        <w:spacing w:after="160"/>
+        <w:spacing w:after="40"/>
         <w:ind w:left="160" w:right="160"/>
       </w:pPr>
       <w:r>
@@ -161,7 +161,27 @@
           <w:sz w:val="20"/>
           <w:szCs w:val="20"/>
         </w:rPr>
-        <w:t xml:space="preserve">For a walkthrough of using the ACS tool, read the User Guide instead. For a non technical introduction to KYSA, read GETTING_STARTED.md in that repository.</w:t>
+        <w:t xml:space="preserve">For a walkthrough of using the tool, read the User Guide instead.</w:t>
+      </w:r>
+    </w:p>
+    <w:p>
+      <w:pPr>
+        <w:pBdr>
+          <w:top w:val="single" w:color="EEF3FA" w:sz="2"/>
+          <w:bottom w:val="single" w:color="EEF3FA" w:sz="2"/>
+          <w:left w:val="single" w:color="1F6FEB" w:sz="18"/>
+        </w:pBdr>
+        <w:shd w:fill="EEF3FA" w:val="clear"/>
+        <w:spacing w:after="160"/>
+        <w:ind w:left="160" w:right="160"/>
+      </w:pPr>
+      <w:r>
+        <w:rPr>
+          <w:color w:val="1C2430"/>
+          <w:sz w:val="20"/>
+          <w:szCs w:val="20"/>
+        </w:rPr>
+        <w:t xml:space="preserve">Scope: this covers the ACS Auditor only. DJ's KYSA is a separate tool in a separate repository, maintained separately. The two share design principles and nothing else, and until they are actually merged this document describes only what ships in this repository. Documenting a tool that is not here means describing files a reader cannot find.</w:t>
       </w:r>
     </w:p>
     <w:p>
@@ -442,7 +462,7 @@
           <w:sz w:val="21"/>
           <w:szCs w:val="21"/>
         </w:rPr>
-        <w:t xml:space="preserve">Two related but independent toolsets. They share design principles, a scoring model, and a vendoring strategy. They do not share code, and neither depends on the other.</w:t>
+        <w:t xml:space="preserve">One tool, in one repository, with three surfaces over a single engine. The auditor page reads and scores. The remediation page proposes and applies text edits to YAML. The command line does either, headless, for a pipeline. All three load acs_policies.js and none of them reimplements a check.</w:t>
       </w:r>
     </w:p>
     <w:tbl>
@@ -458,9 +478,8 @@
         </w:tblBorders>
       </w:tblPr>
       <w:tblGrid>
-        <w:gridCol w:w="1700"/>
-        <w:gridCol w:w="3800"/>
-        <w:gridCol w:w="3800"/>
+        <w:gridCol w:w="1900"/>
+        <w:gridCol w:w="7400"/>
       </w:tblGrid>
       <w:tr>
         <w:trPr>
@@ -468,7 +487,7 @@
         </w:trPr>
         <w:tc>
           <w:tcPr>
-            <w:tcW w:type="dxa" w:w="1700"/>
+            <w:tcW w:type="dxa" w:w="1900"/>
             <w:shd w:fill="EEF3FA" w:val="clear"/>
             <w:tcMar>
               <w:top w:type="dxa" w:w="60"/>
@@ -495,7 +514,7 @@
         </w:tc>
         <w:tc>
           <w:tcPr>
-            <w:tcW w:type="dxa" w:w="3800"/>
+            <w:tcW w:type="dxa" w:w="7400"/>
             <w:shd w:fill="EEF3FA" w:val="clear"/>
             <w:tcMar>
               <w:top w:type="dxa" w:w="60"/>
@@ -516,33 +535,6 @@
                 <w:sz w:val="18"/>
                 <w:szCs w:val="18"/>
               </w:rPr>
-              <w:t xml:space="preserve">DJ's KYSA v2.0</w:t>
-            </w:r>
-          </w:p>
-        </w:tc>
-        <w:tc>
-          <w:tcPr>
-            <w:tcW w:type="dxa" w:w="3800"/>
-            <w:shd w:fill="EEF3FA" w:val="clear"/>
-            <w:tcMar>
-              <w:top w:type="dxa" w:w="60"/>
-              <w:left w:type="dxa" w:w="90"/>
-              <w:bottom w:type="dxa" w:w="60"/>
-              <w:right w:type="dxa" w:w="90"/>
-            </w:tcMar>
-          </w:tcPr>
-          <w:p>
-            <w:pPr>
-              <w:spacing w:after="0"/>
-            </w:pPr>
-            <w:r>
-              <w:rPr>
-                <w:b/>
-                <w:bCs/>
-                <w:color w:val="1C2430"/>
-                <w:sz w:val="18"/>
-                <w:szCs w:val="18"/>
-              </w:rPr>
               <w:t xml:space="preserve">DJ's ACS Auditor v1.0</w:t>
             </w:r>
           </w:p>
@@ -551,7 +543,7 @@
       <w:tr>
         <w:tc>
           <w:tcPr>
-            <w:tcW w:type="dxa" w:w="1700"/>
+            <w:tcW w:type="dxa" w:w="1900"/>
             <w:tcMar>
               <w:top w:type="dxa" w:w="60"/>
               <w:left w:type="dxa" w:w="90"/>
@@ -575,49 +567,25 @@
         </w:tc>
         <w:tc>
           <w:tcPr>
-            <w:tcW w:type="dxa" w:w="3800"/>
-            <w:tcMar>
-              <w:top w:type="dxa" w:w="60"/>
-              <w:left w:type="dxa" w:w="90"/>
-              <w:bottom w:type="dxa" w:w="60"/>
-              <w:right w:type="dxa" w:w="90"/>
-            </w:tcMar>
-          </w:tcPr>
-          <w:p>
-            <w:pPr>
-              <w:spacing w:after="0"/>
-            </w:pPr>
-            <w:r>
-              <w:rPr>
-                <w:color w:val="1C2430"/>
-                <w:sz w:val="18"/>
-                <w:szCs w:val="18"/>
-              </w:rPr>
-              <w:t xml:space="preserve">CIS, NSA and CISA, NIST 800-53 Rev 5, Pod Security Standards, DISA STIG</w:t>
-            </w:r>
-          </w:p>
-        </w:tc>
-        <w:tc>
-          <w:tcPr>
-            <w:tcW w:type="dxa" w:w="3800"/>
-            <w:tcMar>
-              <w:top w:type="dxa" w:w="60"/>
-              <w:left w:type="dxa" w:w="90"/>
-              <w:bottom w:type="dxa" w:w="60"/>
-              <w:right w:type="dxa" w:w="90"/>
-            </w:tcMar>
-          </w:tcPr>
-          <w:p>
-            <w:pPr>
-              <w:spacing w:after="0"/>
-            </w:pPr>
-            <w:r>
-              <w:rPr>
-                <w:color w:val="1C2430"/>
-                <w:sz w:val="18"/>
-                <w:szCs w:val="18"/>
-              </w:rPr>
-              <w:t xml:space="preserve">Red Hat ACS default Deploy stage policies, plus the same standards as citations</w:t>
+            <w:tcW w:type="dxa" w:w="7400"/>
+            <w:tcMar>
+              <w:top w:type="dxa" w:w="60"/>
+              <w:left w:type="dxa" w:w="90"/>
+              <w:bottom w:type="dxa" w:w="60"/>
+              <w:right w:type="dxa" w:w="90"/>
+            </w:tcMar>
+          </w:tcPr>
+          <w:p>
+            <w:pPr>
+              <w:spacing w:after="0"/>
+            </w:pPr>
+            <w:r>
+              <w:rPr>
+                <w:color w:val="1C2430"/>
+                <w:sz w:val="18"/>
+                <w:szCs w:val="18"/>
+              </w:rPr>
+              <w:t xml:space="preserve">Red Hat ACS default Deploy stage policies, with CIS, NIST 800-53 Rev 5, Pod Security Standards and DISA STIG carried as citations</w:t>
             </w:r>
           </w:p>
         </w:tc>
@@ -625,7 +593,7 @@
       <w:tr>
         <w:tc>
           <w:tcPr>
-            <w:tcW w:type="dxa" w:w="1700"/>
+            <w:tcW w:type="dxa" w:w="1900"/>
             <w:tcMar>
               <w:top w:type="dxa" w:w="60"/>
               <w:left w:type="dxa" w:w="90"/>
@@ -649,49 +617,25 @@
         </w:tc>
         <w:tc>
           <w:tcPr>
-            <w:tcW w:type="dxa" w:w="3800"/>
-            <w:tcMar>
-              <w:top w:type="dxa" w:w="60"/>
-              <w:left w:type="dxa" w:w="90"/>
-              <w:bottom w:type="dxa" w:w="60"/>
-              <w:right w:type="dxa" w:w="90"/>
-            </w:tcMar>
-          </w:tcPr>
-          <w:p>
-            <w:pPr>
-              <w:spacing w:after="0"/>
-            </w:pPr>
-            <w:r>
-              <w:rPr>
-                <w:color w:val="1C2430"/>
-                <w:sz w:val="18"/>
-                <w:szCs w:val="18"/>
-              </w:rPr>
-              <w:t xml:space="preserve">KSA.001 upward, extensible by the catalog manager</w:t>
-            </w:r>
-          </w:p>
-        </w:tc>
-        <w:tc>
-          <w:tcPr>
-            <w:tcW w:type="dxa" w:w="3800"/>
-            <w:tcMar>
-              <w:top w:type="dxa" w:w="60"/>
-              <w:left w:type="dxa" w:w="90"/>
-              <w:bottom w:type="dxa" w:w="60"/>
-              <w:right w:type="dxa" w:w="90"/>
-            </w:tcMar>
-          </w:tcPr>
-          <w:p>
-            <w:pPr>
-              <w:spacing w:after="0"/>
-            </w:pPr>
-            <w:r>
-              <w:rPr>
-                <w:color w:val="1C2430"/>
-                <w:sz w:val="18"/>
-                <w:szCs w:val="18"/>
-              </w:rPr>
-              <w:t xml:space="preserve">ACS.001 through ACS.020, fixed set mirroring ACS defaults</w:t>
+            <w:tcW w:type="dxa" w:w="7400"/>
+            <w:tcMar>
+              <w:top w:type="dxa" w:w="60"/>
+              <w:left w:type="dxa" w:w="90"/>
+              <w:bottom w:type="dxa" w:w="60"/>
+              <w:right w:type="dxa" w:w="90"/>
+            </w:tcMar>
+          </w:tcPr>
+          <w:p>
+            <w:pPr>
+              <w:spacing w:after="0"/>
+            </w:pPr>
+            <w:r>
+              <w:rPr>
+                <w:color w:val="1C2430"/>
+                <w:sz w:val="18"/>
+                <w:szCs w:val="18"/>
+              </w:rPr>
+              <w:t xml:space="preserve">ACS.001 through ACS.020, a fixed set mirroring the ACS defaults</w:t>
             </w:r>
           </w:p>
         </w:tc>
@@ -699,7 +643,7 @@
       <w:tr>
         <w:tc>
           <w:tcPr>
-            <w:tcW w:type="dxa" w:w="1700"/>
+            <w:tcW w:type="dxa" w:w="1900"/>
             <w:tcMar>
               <w:top w:type="dxa" w:w="60"/>
               <w:left w:type="dxa" w:w="90"/>
@@ -723,49 +667,25 @@
         </w:tc>
         <w:tc>
           <w:tcPr>
-            <w:tcW w:type="dxa" w:w="3800"/>
-            <w:tcMar>
-              <w:top w:type="dxa" w:w="60"/>
-              <w:left w:type="dxa" w:w="90"/>
-              <w:bottom w:type="dxa" w:w="60"/>
-              <w:right w:type="dxa" w:w="90"/>
-            </w:tcMar>
-          </w:tcPr>
-          <w:p>
-            <w:pPr>
-              <w:spacing w:after="0"/>
-            </w:pPr>
-            <w:r>
-              <w:rPr>
-                <w:color w:val="1C2430"/>
-                <w:sz w:val="18"/>
-                <w:szCs w:val="18"/>
-              </w:rPr>
-              <w:t xml:space="preserve">ksa_catalog.js</w:t>
-            </w:r>
-          </w:p>
-        </w:tc>
-        <w:tc>
-          <w:tcPr>
-            <w:tcW w:type="dxa" w:w="3800"/>
-            <w:tcMar>
-              <w:top w:type="dxa" w:w="60"/>
-              <w:left w:type="dxa" w:w="90"/>
-              <w:bottom w:type="dxa" w:w="60"/>
-              <w:right w:type="dxa" w:w="90"/>
-            </w:tcMar>
-          </w:tcPr>
-          <w:p>
-            <w:pPr>
-              <w:spacing w:after="0"/>
-            </w:pPr>
-            <w:r>
-              <w:rPr>
-                <w:color w:val="1C2430"/>
-                <w:sz w:val="18"/>
-                <w:szCs w:val="18"/>
-              </w:rPr>
-              <w:t xml:space="preserve">acs_policies.js</w:t>
+            <w:tcW w:type="dxa" w:w="7400"/>
+            <w:tcMar>
+              <w:top w:type="dxa" w:w="60"/>
+              <w:left w:type="dxa" w:w="90"/>
+              <w:bottom w:type="dxa" w:w="60"/>
+              <w:right w:type="dxa" w:w="90"/>
+            </w:tcMar>
+          </w:tcPr>
+          <w:p>
+            <w:pPr>
+              <w:spacing w:after="0"/>
+            </w:pPr>
+            <w:r>
+              <w:rPr>
+                <w:color w:val="1C2430"/>
+                <w:sz w:val="18"/>
+                <w:szCs w:val="18"/>
+              </w:rPr>
+              <w:t xml:space="preserve">acs_policies.js, and only that file</w:t>
             </w:r>
           </w:p>
         </w:tc>
@@ -773,7 +693,7 @@
       <w:tr>
         <w:tc>
           <w:tcPr>
-            <w:tcW w:type="dxa" w:w="1700"/>
+            <w:tcW w:type="dxa" w:w="1900"/>
             <w:tcMar>
               <w:top w:type="dxa" w:w="60"/>
               <w:left w:type="dxa" w:w="90"/>
@@ -797,49 +717,25 @@
         </w:tc>
         <w:tc>
           <w:tcPr>
-            <w:tcW w:type="dxa" w:w="3800"/>
-            <w:tcMar>
-              <w:top w:type="dxa" w:w="60"/>
-              <w:left w:type="dxa" w:w="90"/>
-              <w:bottom w:type="dxa" w:w="60"/>
-              <w:right w:type="dxa" w:w="90"/>
-            </w:tcMar>
-          </w:tcPr>
-          <w:p>
-            <w:pPr>
-              <w:spacing w:after="0"/>
-            </w:pPr>
-            <w:r>
-              <w:rPr>
-                <w:color w:val="1C2430"/>
-                <w:sz w:val="18"/>
-                <w:szCs w:val="18"/>
-              </w:rPr>
-              <w:t xml:space="preserve">Browser GUI, CLI, catalog manager, pipeline console, source watcher</w:t>
-            </w:r>
-          </w:p>
-        </w:tc>
-        <w:tc>
-          <w:tcPr>
-            <w:tcW w:type="dxa" w:w="3800"/>
-            <w:tcMar>
-              <w:top w:type="dxa" w:w="60"/>
-              <w:left w:type="dxa" w:w="90"/>
-              <w:bottom w:type="dxa" w:w="60"/>
-              <w:right w:type="dxa" w:w="90"/>
-            </w:tcMar>
-          </w:tcPr>
-          <w:p>
-            <w:pPr>
-              <w:spacing w:after="0"/>
-            </w:pPr>
-            <w:r>
-              <w:rPr>
-                <w:color w:val="1C2430"/>
-                <w:sz w:val="18"/>
-                <w:szCs w:val="18"/>
-              </w:rPr>
-              <w:t xml:space="preserve">Auditor page, remediation page, live connect</w:t>
+            <w:tcW w:type="dxa" w:w="7400"/>
+            <w:tcMar>
+              <w:top w:type="dxa" w:w="60"/>
+              <w:left w:type="dxa" w:w="90"/>
+              <w:bottom w:type="dxa" w:w="60"/>
+              <w:right w:type="dxa" w:w="90"/>
+            </w:tcMar>
+          </w:tcPr>
+          <w:p>
+            <w:pPr>
+              <w:spacing w:after="0"/>
+            </w:pPr>
+            <w:r>
+              <w:rPr>
+                <w:color w:val="1C2430"/>
+                <w:sz w:val="18"/>
+                <w:szCs w:val="18"/>
+              </w:rPr>
+              <w:t xml:space="preserve">Auditor page, remediation page, pull scripts, command line</w:t>
             </w:r>
           </w:p>
         </w:tc>
@@ -847,7 +743,7 @@
       <w:tr>
         <w:tc>
           <w:tcPr>
-            <w:tcW w:type="dxa" w:w="1700"/>
+            <w:tcW w:type="dxa" w:w="1900"/>
             <w:tcMar>
               <w:top w:type="dxa" w:w="60"/>
               <w:left w:type="dxa" w:w="90"/>
@@ -871,49 +767,25 @@
         </w:tc>
         <w:tc>
           <w:tcPr>
-            <w:tcW w:type="dxa" w:w="3800"/>
-            <w:tcMar>
-              <w:top w:type="dxa" w:w="60"/>
-              <w:left w:type="dxa" w:w="90"/>
-              <w:bottom w:type="dxa" w:w="60"/>
-              <w:right w:type="dxa" w:w="90"/>
-            </w:tcMar>
-          </w:tcPr>
-          <w:p>
-            <w:pPr>
-              <w:spacing w:after="0"/>
-            </w:pPr>
-            <w:r>
-              <w:rPr>
-                <w:color w:val="1C2430"/>
-                <w:sz w:val="18"/>
-                <w:szCs w:val="18"/>
-              </w:rPr>
-              <w:t xml:space="preserve">Yes, via the CLI when you pass the fix switches</w:t>
-            </w:r>
-          </w:p>
-        </w:tc>
-        <w:tc>
-          <w:tcPr>
-            <w:tcW w:type="dxa" w:w="3800"/>
-            <w:tcMar>
-              <w:top w:type="dxa" w:w="60"/>
-              <w:left w:type="dxa" w:w="90"/>
-              <w:bottom w:type="dxa" w:w="60"/>
-              <w:right w:type="dxa" w:w="90"/>
-            </w:tcMar>
-          </w:tcPr>
-          <w:p>
-            <w:pPr>
-              <w:spacing w:after="0"/>
-            </w:pPr>
-            <w:r>
-              <w:rPr>
-                <w:color w:val="1C2430"/>
-                <w:sz w:val="18"/>
-                <w:szCs w:val="18"/>
-              </w:rPr>
-              <w:t xml:space="preserve">No. The browser hands you files to download</w:t>
+            <w:tcW w:type="dxa" w:w="7400"/>
+            <w:tcMar>
+              <w:top w:type="dxa" w:w="60"/>
+              <w:left w:type="dxa" w:w="90"/>
+              <w:bottom w:type="dxa" w:w="60"/>
+              <w:right w:type="dxa" w:w="90"/>
+            </w:tcMar>
+          </w:tcPr>
+          <w:p>
+            <w:pPr>
+              <w:spacing w:after="0"/>
+            </w:pPr>
+            <w:r>
+              <w:rPr>
+                <w:color w:val="1C2430"/>
+                <w:sz w:val="18"/>
+                <w:szCs w:val="18"/>
+              </w:rPr>
+              <w:t xml:space="preserve">The pages hand you files to download. The CLI writes only where you point it, and only in manual or auto mode</w:t>
             </w:r>
           </w:p>
         </w:tc>
@@ -921,7 +793,7 @@
       <w:tr>
         <w:tc>
           <w:tcPr>
-            <w:tcW w:type="dxa" w:w="1700"/>
+            <w:tcW w:type="dxa" w:w="1900"/>
             <w:tcMar>
               <w:top w:type="dxa" w:w="60"/>
               <w:left w:type="dxa" w:w="90"/>
@@ -945,49 +817,25 @@
         </w:tc>
         <w:tc>
           <w:tcPr>
-            <w:tcW w:type="dxa" w:w="3800"/>
-            <w:tcMar>
-              <w:top w:type="dxa" w:w="60"/>
-              <w:left w:type="dxa" w:w="90"/>
-              <w:bottom w:type="dxa" w:w="60"/>
-              <w:right w:type="dxa" w:w="90"/>
-            </w:tcMar>
-          </w:tcPr>
-          <w:p>
-            <w:pPr>
-              <w:spacing w:after="0"/>
-            </w:pPr>
-            <w:r>
-              <w:rPr>
-                <w:color w:val="1C2430"/>
-                <w:sz w:val="18"/>
-                <w:szCs w:val="18"/>
-              </w:rPr>
-              <w:t xml:space="preserve">No</w:t>
-            </w:r>
-          </w:p>
-        </w:tc>
-        <w:tc>
-          <w:tcPr>
-            <w:tcW w:type="dxa" w:w="3800"/>
-            <w:tcMar>
-              <w:top w:type="dxa" w:w="60"/>
-              <w:left w:type="dxa" w:w="90"/>
-              <w:bottom w:type="dxa" w:w="60"/>
-              <w:right w:type="dxa" w:w="90"/>
-            </w:tcMar>
-          </w:tcPr>
-          <w:p>
-            <w:pPr>
-              <w:spacing w:after="0"/>
-            </w:pPr>
-            <w:r>
-              <w:rPr>
-                <w:color w:val="1C2430"/>
-                <w:sz w:val="18"/>
-                <w:szCs w:val="18"/>
-              </w:rPr>
-              <w:t xml:space="preserve">Read only GET, only when you ask. Three endpoints: OpenShift workloads, ACS alerts, ACS vulnerability export</w:t>
+            <w:tcW w:type="dxa" w:w="7400"/>
+            <w:tcMar>
+              <w:top w:type="dxa" w:w="60"/>
+              <w:left w:type="dxa" w:w="90"/>
+              <w:bottom w:type="dxa" w:w="60"/>
+              <w:right w:type="dxa" w:w="90"/>
+            </w:tcMar>
+          </w:tcPr>
+          <w:p>
+            <w:pPr>
+              <w:spacing w:after="0"/>
+            </w:pPr>
+            <w:r>
+              <w:rPr>
+                <w:color w:val="1C2430"/>
+                <w:sz w:val="18"/>
+                <w:szCs w:val="18"/>
+              </w:rPr>
+              <w:t xml:space="preserve">The pages never do. The scripts and the CLI issue GET only</w:t>
             </w:r>
           </w:p>
         </w:tc>
@@ -995,7 +843,7 @@
       <w:tr>
         <w:tc>
           <w:tcPr>
-            <w:tcW w:type="dxa" w:w="1700"/>
+            <w:tcW w:type="dxa" w:w="1900"/>
             <w:tcMar>
               <w:top w:type="dxa" w:w="60"/>
               <w:left w:type="dxa" w:w="90"/>
@@ -1019,49 +867,25 @@
         </w:tc>
         <w:tc>
           <w:tcPr>
-            <w:tcW w:type="dxa" w:w="3800"/>
-            <w:tcMar>
-              <w:top w:type="dxa" w:w="60"/>
-              <w:left w:type="dxa" w:w="90"/>
-              <w:bottom w:type="dxa" w:w="60"/>
-              <w:right w:type="dxa" w:w="90"/>
-            </w:tcMar>
-          </w:tcPr>
-          <w:p>
-            <w:pPr>
-              <w:spacing w:after="0"/>
-            </w:pPr>
-            <w:r>
-              <w:rPr>
-                <w:color w:val="1C2430"/>
-                <w:sz w:val="18"/>
-                <w:szCs w:val="18"/>
-              </w:rPr>
-              <w:t xml:space="preserve">80</w:t>
-            </w:r>
-          </w:p>
-        </w:tc>
-        <w:tc>
-          <w:tcPr>
-            <w:tcW w:type="dxa" w:w="3800"/>
-            <w:tcMar>
-              <w:top w:type="dxa" w:w="60"/>
-              <w:left w:type="dxa" w:w="90"/>
-              <w:bottom w:type="dxa" w:w="60"/>
-              <w:right w:type="dxa" w:w="90"/>
-            </w:tcMar>
-          </w:tcPr>
-          <w:p>
-            <w:pPr>
-              <w:spacing w:after="0"/>
-            </w:pPr>
-            <w:r>
-              <w:rPr>
-                <w:color w:val="1C2430"/>
-                <w:sz w:val="18"/>
-                <w:szCs w:val="18"/>
-              </w:rPr>
-              <w:t xml:space="preserve">531 across the engine, the pages and the command line</w:t>
+            <w:tcW w:type="dxa" w:w="7400"/>
+            <w:tcMar>
+              <w:top w:type="dxa" w:w="60"/>
+              <w:left w:type="dxa" w:w="90"/>
+              <w:bottom w:type="dxa" w:w="60"/>
+              <w:right w:type="dxa" w:w="90"/>
+            </w:tcMar>
+          </w:tcPr>
+          <w:p>
+            <w:pPr>
+              <w:spacing w:after="0"/>
+            </w:pPr>
+            <w:r>
+              <w:rPr>
+                <w:color w:val="1C2430"/>
+                <w:sz w:val="18"/>
+                <w:szCs w:val="18"/>
+              </w:rPr>
+              <w:t xml:space="preserve">694 across the engine, the pages and the command line</w:t>
             </w:r>
           </w:p>
         </w:tc>
@@ -1088,7 +912,89 @@
           <w:sz w:val="21"/>
           <w:szCs w:val="21"/>
         </w:rPr>
-        <w:t xml:space="preserve">KYSA is the broader tool and the one wired into CI. The ACS Auditor is narrower and deliberately more conservative, because it exists to be used against production manifests by people who may not have written them.</w:t>
+        <w:t xml:space="preserve">It is deliberately conservative, because it exists to be pointed at production manifests by people who may not have written them. That is the reason report is the default mode, the reason platform components are never patched, and the reason nothing it produces is ever applied on your behalf.</w:t>
+      </w:r>
+    </w:p>
+    <w:p>
+      <w:pPr>
+        <w:pBdr>
+          <w:top w:val="single" w:color="EEF3FA" w:sz="2"/>
+          <w:bottom w:val="single" w:color="EEF3FA" w:sz="2"/>
+          <w:left w:val="single" w:color="1F6FEB" w:sz="18"/>
+        </w:pBdr>
+        <w:shd w:fill="EEF3FA" w:val="clear"/>
+        <w:spacing w:after="0" w:before="120"/>
+        <w:ind w:left="160" w:right="160"/>
+      </w:pPr>
+      <w:r>
+        <w:rPr>
+          <w:b/>
+          <w:bCs/>
+          <w:color w:val="1C2430"/>
+          <w:sz w:val="20"/>
+          <w:szCs w:val="20"/>
+        </w:rPr>
+        <w:t xml:space="preserve">On DJ's KYSA, and the eventual merge</w:t>
+      </w:r>
+    </w:p>
+    <w:p>
+      <w:pPr>
+        <w:pBdr>
+          <w:top w:val="single" w:color="EEF3FA" w:sz="2"/>
+          <w:bottom w:val="single" w:color="EEF3FA" w:sz="2"/>
+          <w:left w:val="single" w:color="1F6FEB" w:sz="18"/>
+        </w:pBdr>
+        <w:shd w:fill="EEF3FA" w:val="clear"/>
+        <w:spacing w:after="40"/>
+        <w:ind w:left="160" w:right="160"/>
+      </w:pPr>
+      <w:r>
+        <w:rPr>
+          <w:color w:val="1C2430"/>
+          <w:sz w:val="20"/>
+          <w:szCs w:val="20"/>
+        </w:rPr>
+        <w:t xml:space="preserve">KYSA is a separate tool in a separate repository. It judges against CIS, NSA and CISA, NIST and STIG directly rather than against ACS policy, it has its own engine and its own catalogue, and it is the one wired into CI.</w:t>
+      </w:r>
+    </w:p>
+    <w:p>
+      <w:pPr>
+        <w:pBdr>
+          <w:top w:val="single" w:color="EEF3FA" w:sz="2"/>
+          <w:bottom w:val="single" w:color="EEF3FA" w:sz="2"/>
+          <w:left w:val="single" w:color="1F6FEB" w:sz="18"/>
+        </w:pBdr>
+        <w:shd w:fill="EEF3FA" w:val="clear"/>
+        <w:spacing w:after="40"/>
+        <w:ind w:left="160" w:right="160"/>
+      </w:pPr>
+      <w:r>
+        <w:rPr>
+          <w:color w:val="1C2430"/>
+          <w:sz w:val="20"/>
+          <w:szCs w:val="20"/>
+        </w:rPr>
+        <w:t xml:space="preserve">The two are intended to merge into one project. They have not merged yet, so nothing in this document describes KYSA, and nothing in this repository contains it. When the merge happens, the shared parts, the scoring model, the vendoring strategy, the waiver format and the CI templates, will be documented here in one place rather than described twice.</w:t>
+      </w:r>
+    </w:p>
+    <w:p>
+      <w:pPr>
+        <w:pBdr>
+          <w:top w:val="single" w:color="EEF3FA" w:sz="2"/>
+          <w:bottom w:val="single" w:color="EEF3FA" w:sz="2"/>
+          <w:left w:val="single" w:color="1F6FEB" w:sz="18"/>
+        </w:pBdr>
+        <w:shd w:fill="EEF3FA" w:val="clear"/>
+        <w:spacing w:after="160"/>
+        <w:ind w:left="160" w:right="160"/>
+      </w:pPr>
+      <w:r>
+        <w:rPr>
+          <w:color w:val="1C2430"/>
+          <w:sz w:val="20"/>
+          <w:szCs w:val="20"/>
+        </w:rPr>
+        <w:t xml:space="preserve">Until then, a reader following this document should be able to find every file it mentions in this repository. That is the test this document is written against.</w:t>
       </w:r>
     </w:p>
     <w:p>
@@ -1102,19 +1008,6 @@
           <w:szCs w:val="21"/>
         </w:rPr>
         <w:t xml:space="preserve">2. Repository layout</w:t>
-      </w:r>
-    </w:p>
-    <w:p>
-      <w:pPr>
-        <w:pStyle w:val="Heading2"/>
-        <w:spacing w:after="100" w:before="240"/>
-      </w:pPr>
-      <w:r>
-        <w:rPr>
-          <w:sz w:val="21"/>
-          <w:szCs w:val="21"/>
-        </w:rPr>
-        <w:t xml:space="preserve">DJ's KYSA</w:t>
       </w:r>
     </w:p>
     <w:tbl>
@@ -1213,7 +1106,7 @@
                 <w:sz w:val="18"/>
                 <w:szCs w:val="18"/>
               </w:rPr>
-              <w:t xml:space="preserve">ksa_catalog.js</w:t>
+              <w:t xml:space="preserve">acs_policies.js</w:t>
             </w:r>
           </w:p>
         </w:tc>
@@ -1237,7 +1130,7 @@
                 <w:sz w:val="18"/>
                 <w:szCs w:val="18"/>
               </w:rPr>
-              <w:t xml:space="preserve">The policy catalogue and engine. Every finding, check, fix, weight, and citation lives here.</w:t>
+              <w:t xml:space="preserve">Engine. Twenty policies, alert import and matching, the vulnerability export parser and CVE model, violation fix routing and patch drafting, diff, and merge patch builder. Policy logic lives here and nowhere else, so the page, the CLI and the tests cannot disagree.</w:t>
             </w:r>
           </w:p>
         </w:tc>
@@ -1263,7 +1156,7 @@
                 <w:sz w:val="18"/>
                 <w:szCs w:val="18"/>
               </w:rPr>
-              <w:t xml:space="preserve">dj_kysa_kubernetes_openshift_yaml_auditor.html</w:t>
+              <w:t xml:space="preserve">dj_acs_auditor.html</w:t>
             </w:r>
           </w:p>
         </w:tc>
@@ -1287,7 +1180,7 @@
                 <w:sz w:val="18"/>
                 <w:szCs w:val="18"/>
               </w:rPr>
-              <w:t xml:space="preserve">The browser GUI. Also holds the version constant that stamps every report.</w:t>
+              <w:t xml:space="preserve">Read only audit surface.</w:t>
             </w:r>
           </w:p>
         </w:tc>
@@ -1313,7 +1206,7 @@
                 <w:sz w:val="18"/>
                 <w:szCs w:val="18"/>
               </w:rPr>
-              <w:t xml:space="preserve">kysa_cli.js</w:t>
+              <w:t xml:space="preserve">dj_acs_remediation.html</w:t>
             </w:r>
           </w:p>
         </w:tc>
@@ -1337,7 +1230,7 @@
                 <w:sz w:val="18"/>
                 <w:szCs w:val="18"/>
               </w:rPr>
-              <w:t xml:space="preserve">Headless runner. Scan, fix, annotate, commit, push, open a pull request.</w:t>
+              <w:t xml:space="preserve">Interactive fix surface with preview, confirm, step through, and undo.</w:t>
             </w:r>
           </w:p>
         </w:tc>
@@ -1363,7 +1256,7 @@
                 <w:sz w:val="18"/>
                 <w:szCs w:val="18"/>
               </w:rPr>
-              <w:t xml:space="preserve">kysa.ps1, kysa.cmd, kysa.sh</w:t>
+              <w:t xml:space="preserve">vendor/</w:t>
             </w:r>
           </w:p>
         </w:tc>
@@ -1387,7 +1280,7 @@
                 <w:sz w:val="18"/>
                 <w:szCs w:val="18"/>
               </w:rPr>
-              <w:t xml:space="preserve">Shell wrappers. Identical switches across PowerShell, Command Prompt, and Bash.</w:t>
+              <w:t xml:space="preserve">Identical js-yaml and JSZip builds.</w:t>
             </w:r>
           </w:p>
         </w:tc>
@@ -1413,7 +1306,7 @@
                 <w:sz w:val="18"/>
                 <w:szCs w:val="18"/>
               </w:rPr>
-              <w:t xml:space="preserve">kysa_build_engine.js</w:t>
+              <w:t xml:space="preserve">acs_cli.js</w:t>
             </w:r>
           </w:p>
         </w:tc>
@@ -1437,7 +1330,7 @@
                 <w:sz w:val="18"/>
                 <w:szCs w:val="18"/>
               </w:rPr>
-              <w:t xml:space="preserve">Generates the engine module from the HTML so the GUI and CLI cannot drift apart.</w:t>
+              <w:t xml:space="preserve">Headless runner. Same engine, same output, no cluster access.</w:t>
             </w:r>
           </w:p>
         </w:tc>
@@ -1463,7 +1356,7 @@
                 <w:sz w:val="18"/>
                 <w:szCs w:val="18"/>
               </w:rPr>
-              <w:t xml:space="preserve">dj_kysa_catalog_manager.html</w:t>
+              <w:t xml:space="preserve">acs.sh, acs.ps1, acs.cmd</w:t>
             </w:r>
           </w:p>
         </w:tc>
@@ -1487,7 +1380,7 @@
                 <w:sz w:val="18"/>
                 <w:szCs w:val="18"/>
               </w:rPr>
-              <w:t xml:space="preserve">Authoring surface for new and deprecated KSA ids. Emits the catalogue and a README.</w:t>
+              <w:t xml:space="preserve">Wrappers so the switches are identical across Bash, PowerShell and Command Prompt.</w:t>
             </w:r>
           </w:p>
         </w:tc>
@@ -1513,7 +1406,7 @@
                 <w:sz w:val="18"/>
                 <w:szCs w:val="18"/>
               </w:rPr>
-              <w:t xml:space="preserve">dj_kysa_pipeline_console.html</w:t>
+              <w:t xml:space="preserve">scripts/</w:t>
             </w:r>
           </w:p>
         </w:tc>
@@ -1537,7 +1430,7 @@
                 <w:sz w:val="18"/>
                 <w:szCs w:val="18"/>
               </w:rPr>
-              <w:t xml:space="preserve">Builds the exact CLI invocation from checkboxes. Useful for people who will not read switches.</w:t>
+              <w:t xml:space="preserve">The ACS pull scripts. Preflight, full pull, an oc port forward variant, and PowerShell and SSH equivalents.</w:t>
             </w:r>
           </w:p>
         </w:tc>
@@ -1563,7 +1456,7 @@
                 <w:sz w:val="18"/>
                 <w:szCs w:val="18"/>
               </w:rPr>
-              <w:t xml:space="preserve">dj_kysa_source_watcher.py</w:t>
+              <w:t xml:space="preserve">test/*.cjs</w:t>
             </w:r>
           </w:p>
         </w:tc>
@@ -1587,608 +1480,7 @@
                 <w:sz w:val="18"/>
                 <w:szCs w:val="18"/>
               </w:rPr>
-              <w:t xml:space="preserve">Pulls current STIG, CVE, and guidance state. Standard library only.</w:t>
-            </w:r>
-          </w:p>
-        </w:tc>
-      </w:tr>
-      <w:tr>
-        <w:tc>
-          <w:tcPr>
-            <w:tcW w:type="dxa" w:w="3600"/>
-            <w:tcMar>
-              <w:top w:type="dxa" w:w="60"/>
-              <w:left w:type="dxa" w:w="90"/>
-              <w:bottom w:type="dxa" w:w="60"/>
-              <w:right w:type="dxa" w:w="90"/>
-            </w:tcMar>
-          </w:tcPr>
-          <w:p>
-            <w:pPr>
-              <w:spacing w:after="0"/>
-            </w:pPr>
-            <w:r>
-              <w:rPr>
-                <w:color w:val="1C2430"/>
-                <w:sz w:val="18"/>
-                <w:szCs w:val="18"/>
-              </w:rPr>
-              <w:t xml:space="preserve">kysa_waivers.yaml</w:t>
-            </w:r>
-          </w:p>
-        </w:tc>
-        <w:tc>
-          <w:tcPr>
-            <w:tcW w:type="dxa" w:w="5700"/>
-            <w:tcMar>
-              <w:top w:type="dxa" w:w="60"/>
-              <w:left w:type="dxa" w:w="90"/>
-              <w:bottom w:type="dxa" w:w="60"/>
-              <w:right w:type="dxa" w:w="90"/>
-            </w:tcMar>
-          </w:tcPr>
-          <w:p>
-            <w:pPr>
-              <w:spacing w:after="0"/>
-            </w:pPr>
-            <w:r>
-              <w:rPr>
-                <w:color w:val="1C2430"/>
-                <w:sz w:val="18"/>
-                <w:szCs w:val="18"/>
-              </w:rPr>
-              <w:t xml:space="preserve">Accepted risk register. Every entry carries an expiry.</w:t>
-            </w:r>
-          </w:p>
-        </w:tc>
-      </w:tr>
-      <w:tr>
-        <w:tc>
-          <w:tcPr>
-            <w:tcW w:type="dxa" w:w="3600"/>
-            <w:tcMar>
-              <w:top w:type="dxa" w:w="60"/>
-              <w:left w:type="dxa" w:w="90"/>
-              <w:bottom w:type="dxa" w:w="60"/>
-              <w:right w:type="dxa" w:w="90"/>
-            </w:tcMar>
-          </w:tcPr>
-          <w:p>
-            <w:pPr>
-              <w:spacing w:after="0"/>
-            </w:pPr>
-            <w:r>
-              <w:rPr>
-                <w:color w:val="1C2430"/>
-                <w:sz w:val="18"/>
-                <w:szCs w:val="18"/>
-              </w:rPr>
-              <w:t xml:space="preserve">ci_templates/</w:t>
-            </w:r>
-          </w:p>
-        </w:tc>
-        <w:tc>
-          <w:tcPr>
-            <w:tcW w:type="dxa" w:w="5700"/>
-            <w:tcMar>
-              <w:top w:type="dxa" w:w="60"/>
-              <w:left w:type="dxa" w:w="90"/>
-              <w:bottom w:type="dxa" w:w="60"/>
-              <w:right w:type="dxa" w:w="90"/>
-            </w:tcMar>
-          </w:tcPr>
-          <w:p>
-            <w:pPr>
-              <w:spacing w:after="0"/>
-            </w:pPr>
-            <w:r>
-              <w:rPr>
-                <w:color w:val="1C2430"/>
-                <w:sz w:val="18"/>
-                <w:szCs w:val="18"/>
-              </w:rPr>
-              <w:t xml:space="preserve">GitHub Actions and GitLab CI starting points.</w:t>
-            </w:r>
-          </w:p>
-        </w:tc>
-      </w:tr>
-      <w:tr>
-        <w:tc>
-          <w:tcPr>
-            <w:tcW w:type="dxa" w:w="3600"/>
-            <w:tcMar>
-              <w:top w:type="dxa" w:w="60"/>
-              <w:left w:type="dxa" w:w="90"/>
-              <w:bottom w:type="dxa" w:w="60"/>
-              <w:right w:type="dxa" w:w="90"/>
-            </w:tcMar>
-          </w:tcPr>
-          <w:p>
-            <w:pPr>
-              <w:spacing w:after="0"/>
-            </w:pPr>
-            <w:r>
-              <w:rPr>
-                <w:color w:val="1C2430"/>
-                <w:sz w:val="18"/>
-                <w:szCs w:val="18"/>
-              </w:rPr>
-              <w:t xml:space="preserve">vendor/</w:t>
-            </w:r>
-          </w:p>
-        </w:tc>
-        <w:tc>
-          <w:tcPr>
-            <w:tcW w:type="dxa" w:w="5700"/>
-            <w:tcMar>
-              <w:top w:type="dxa" w:w="60"/>
-              <w:left w:type="dxa" w:w="90"/>
-              <w:bottom w:type="dxa" w:w="60"/>
-              <w:right w:type="dxa" w:w="90"/>
-            </w:tcMar>
-          </w:tcPr>
-          <w:p>
-            <w:pPr>
-              <w:spacing w:after="0"/>
-            </w:pPr>
-            <w:r>
-              <w:rPr>
-                <w:color w:val="1C2430"/>
-                <w:sz w:val="18"/>
-                <w:szCs w:val="18"/>
-              </w:rPr>
-              <w:t xml:space="preserve">js-yaml and JSZip, committed with hashes documented in vendor/README.md.</w:t>
-            </w:r>
-          </w:p>
-        </w:tc>
-      </w:tr>
-      <w:tr>
-        <w:tc>
-          <w:tcPr>
-            <w:tcW w:type="dxa" w:w="3600"/>
-            <w:tcMar>
-              <w:top w:type="dxa" w:w="60"/>
-              <w:left w:type="dxa" w:w="90"/>
-              <w:bottom w:type="dxa" w:w="60"/>
-              <w:right w:type="dxa" w:w="90"/>
-            </w:tcMar>
-          </w:tcPr>
-          <w:p>
-            <w:pPr>
-              <w:spacing w:after="0"/>
-            </w:pPr>
-            <w:r>
-              <w:rPr>
-                <w:color w:val="1C2430"/>
-                <w:sz w:val="18"/>
-                <w:szCs w:val="18"/>
-              </w:rPr>
-              <w:t xml:space="preserve">test/run_tests.js</w:t>
-            </w:r>
-          </w:p>
-        </w:tc>
-        <w:tc>
-          <w:tcPr>
-            <w:tcW w:type="dxa" w:w="5700"/>
-            <w:tcMar>
-              <w:top w:type="dxa" w:w="60"/>
-              <w:left w:type="dxa" w:w="90"/>
-              <w:bottom w:type="dxa" w:w="60"/>
-              <w:right w:type="dxa" w:w="90"/>
-            </w:tcMar>
-          </w:tcPr>
-          <w:p>
-            <w:pPr>
-              <w:spacing w:after="0"/>
-            </w:pPr>
-            <w:r>
-              <w:rPr>
-                <w:color w:val="1C2430"/>
-                <w:sz w:val="18"/>
-                <w:szCs w:val="18"/>
-              </w:rPr>
-              <w:t xml:space="preserve">80 tests.</w:t>
-            </w:r>
-          </w:p>
-        </w:tc>
-      </w:tr>
-      <w:tr>
-        <w:tc>
-          <w:tcPr>
-            <w:tcW w:type="dxa" w:w="3600"/>
-            <w:tcMar>
-              <w:top w:type="dxa" w:w="60"/>
-              <w:left w:type="dxa" w:w="90"/>
-              <w:bottom w:type="dxa" w:w="60"/>
-              <w:right w:type="dxa" w:w="90"/>
-            </w:tcMar>
-          </w:tcPr>
-          <w:p>
-            <w:pPr>
-              <w:spacing w:after="0"/>
-            </w:pPr>
-            <w:r>
-              <w:rPr>
-                <w:color w:val="1C2430"/>
-                <w:sz w:val="18"/>
-                <w:szCs w:val="18"/>
-              </w:rPr>
-              <w:t xml:space="preserve">cleanup_release.sh, make_v2_release.sh, make_v2_release.ps1</w:t>
-            </w:r>
-          </w:p>
-        </w:tc>
-        <w:tc>
-          <w:tcPr>
-            <w:tcW w:type="dxa" w:w="5700"/>
-            <w:tcMar>
-              <w:top w:type="dxa" w:w="60"/>
-              <w:left w:type="dxa" w:w="90"/>
-              <w:bottom w:type="dxa" w:w="60"/>
-              <w:right w:type="dxa" w:w="90"/>
-            </w:tcMar>
-          </w:tcPr>
-          <w:p>
-            <w:pPr>
-              <w:spacing w:after="0"/>
-            </w:pPr>
-            <w:r>
-              <w:rPr>
-                <w:color w:val="1C2430"/>
-                <w:sz w:val="18"/>
-                <w:szCs w:val="18"/>
-              </w:rPr>
-              <w:t xml:space="preserve">Release helpers. Written for bash 3.2, see section 12.</w:t>
-            </w:r>
-          </w:p>
-        </w:tc>
-      </w:tr>
-    </w:tbl>
-    <w:p>
-      <w:pPr>
-        <w:spacing w:after="140"/>
-      </w:pPr>
-      <w:r>
-        <w:rPr>
-          <w:sz w:val="21"/>
-          <w:szCs w:val="21"/>
-        </w:rPr>
-        <w:t xml:space="preserve"/>
-      </w:r>
-    </w:p>
-    <w:p>
-      <w:pPr>
-        <w:pStyle w:val="Heading2"/>
-        <w:spacing w:after="100" w:before="240"/>
-      </w:pPr>
-      <w:r>
-        <w:rPr>
-          <w:sz w:val="21"/>
-          <w:szCs w:val="21"/>
-        </w:rPr>
-        <w:t xml:space="preserve">DJ's ACS Auditor</w:t>
-      </w:r>
-    </w:p>
-    <w:tbl>
-      <w:tblPr>
-        <w:tblW w:type="dxa" w:w="9300"/>
-        <w:tblBorders>
-          <w:top w:val="single" w:color="D0D7DE" w:sz="2"/>
-          <w:left w:val="single" w:color="D0D7DE" w:sz="2"/>
-          <w:bottom w:val="single" w:color="D0D7DE" w:sz="2"/>
-          <w:right w:val="single" w:color="D0D7DE" w:sz="2"/>
-          <w:insideH w:val="single" w:color="D0D7DE" w:sz="2"/>
-          <w:insideV w:val="single" w:color="D0D7DE" w:sz="2"/>
-        </w:tblBorders>
-      </w:tblPr>
-      <w:tblGrid>
-        <w:gridCol w:w="3600"/>
-        <w:gridCol w:w="5700"/>
-      </w:tblGrid>
-      <w:tr>
-        <w:trPr>
-          <w:tblHeader/>
-        </w:trPr>
-        <w:tc>
-          <w:tcPr>
-            <w:tcW w:type="dxa" w:w="3600"/>
-            <w:shd w:fill="EEF3FA" w:val="clear"/>
-            <w:tcMar>
-              <w:top w:type="dxa" w:w="60"/>
-              <w:left w:type="dxa" w:w="90"/>
-              <w:bottom w:type="dxa" w:w="60"/>
-              <w:right w:type="dxa" w:w="90"/>
-            </w:tcMar>
-          </w:tcPr>
-          <w:p>
-            <w:pPr>
-              <w:spacing w:after="0"/>
-            </w:pPr>
-            <w:r>
-              <w:rPr>
-                <w:b/>
-                <w:bCs/>
-                <w:color w:val="1C2430"/>
-                <w:sz w:val="18"/>
-                <w:szCs w:val="18"/>
-              </w:rPr>
-              <w:t xml:space="preserve">Path</w:t>
-            </w:r>
-          </w:p>
-        </w:tc>
-        <w:tc>
-          <w:tcPr>
-            <w:tcW w:type="dxa" w:w="5700"/>
-            <w:shd w:fill="EEF3FA" w:val="clear"/>
-            <w:tcMar>
-              <w:top w:type="dxa" w:w="60"/>
-              <w:left w:type="dxa" w:w="90"/>
-              <w:bottom w:type="dxa" w:w="60"/>
-              <w:right w:type="dxa" w:w="90"/>
-            </w:tcMar>
-          </w:tcPr>
-          <w:p>
-            <w:pPr>
-              <w:spacing w:after="0"/>
-            </w:pPr>
-            <w:r>
-              <w:rPr>
-                <w:b/>
-                <w:bCs/>
-                <w:color w:val="1C2430"/>
-                <w:sz w:val="18"/>
-                <w:szCs w:val="18"/>
-              </w:rPr>
-              <w:t xml:space="preserve">Role</w:t>
-            </w:r>
-          </w:p>
-        </w:tc>
-      </w:tr>
-      <w:tr>
-        <w:tc>
-          <w:tcPr>
-            <w:tcW w:type="dxa" w:w="3600"/>
-            <w:tcMar>
-              <w:top w:type="dxa" w:w="60"/>
-              <w:left w:type="dxa" w:w="90"/>
-              <w:bottom w:type="dxa" w:w="60"/>
-              <w:right w:type="dxa" w:w="90"/>
-            </w:tcMar>
-          </w:tcPr>
-          <w:p>
-            <w:pPr>
-              <w:spacing w:after="0"/>
-            </w:pPr>
-            <w:r>
-              <w:rPr>
-                <w:color w:val="1C2430"/>
-                <w:sz w:val="18"/>
-                <w:szCs w:val="18"/>
-              </w:rPr>
-              <w:t xml:space="preserve">acs_policies.js</w:t>
-            </w:r>
-          </w:p>
-        </w:tc>
-        <w:tc>
-          <w:tcPr>
-            <w:tcW w:type="dxa" w:w="5700"/>
-            <w:tcMar>
-              <w:top w:type="dxa" w:w="60"/>
-              <w:left w:type="dxa" w:w="90"/>
-              <w:bottom w:type="dxa" w:w="60"/>
-              <w:right w:type="dxa" w:w="90"/>
-            </w:tcMar>
-          </w:tcPr>
-          <w:p>
-            <w:pPr>
-              <w:spacing w:after="0"/>
-            </w:pPr>
-            <w:r>
-              <w:rPr>
-                <w:color w:val="1C2430"/>
-                <w:sz w:val="18"/>
-                <w:szCs w:val="18"/>
-              </w:rPr>
-              <w:t xml:space="preserve">Engine. Twenty policies, alert import and matching, the vulnerability export parser and CVE model, the live connectors, diff, and merge patch builder.</w:t>
-            </w:r>
-          </w:p>
-        </w:tc>
-      </w:tr>
-      <w:tr>
-        <w:tc>
-          <w:tcPr>
-            <w:tcW w:type="dxa" w:w="3600"/>
-            <w:tcMar>
-              <w:top w:type="dxa" w:w="60"/>
-              <w:left w:type="dxa" w:w="90"/>
-              <w:bottom w:type="dxa" w:w="60"/>
-              <w:right w:type="dxa" w:w="90"/>
-            </w:tcMar>
-          </w:tcPr>
-          <w:p>
-            <w:pPr>
-              <w:spacing w:after="0"/>
-            </w:pPr>
-            <w:r>
-              <w:rPr>
-                <w:color w:val="1C2430"/>
-                <w:sz w:val="18"/>
-                <w:szCs w:val="18"/>
-              </w:rPr>
-              <w:t xml:space="preserve">dj_acs_auditor.html</w:t>
-            </w:r>
-          </w:p>
-        </w:tc>
-        <w:tc>
-          <w:tcPr>
-            <w:tcW w:type="dxa" w:w="5700"/>
-            <w:tcMar>
-              <w:top w:type="dxa" w:w="60"/>
-              <w:left w:type="dxa" w:w="90"/>
-              <w:bottom w:type="dxa" w:w="60"/>
-              <w:right w:type="dxa" w:w="90"/>
-            </w:tcMar>
-          </w:tcPr>
-          <w:p>
-            <w:pPr>
-              <w:spacing w:after="0"/>
-            </w:pPr>
-            <w:r>
-              <w:rPr>
-                <w:color w:val="1C2430"/>
-                <w:sz w:val="18"/>
-                <w:szCs w:val="18"/>
-              </w:rPr>
-              <w:t xml:space="preserve">Read only audit surface.</w:t>
-            </w:r>
-          </w:p>
-        </w:tc>
-      </w:tr>
-      <w:tr>
-        <w:tc>
-          <w:tcPr>
-            <w:tcW w:type="dxa" w:w="3600"/>
-            <w:tcMar>
-              <w:top w:type="dxa" w:w="60"/>
-              <w:left w:type="dxa" w:w="90"/>
-              <w:bottom w:type="dxa" w:w="60"/>
-              <w:right w:type="dxa" w:w="90"/>
-            </w:tcMar>
-          </w:tcPr>
-          <w:p>
-            <w:pPr>
-              <w:spacing w:after="0"/>
-            </w:pPr>
-            <w:r>
-              <w:rPr>
-                <w:color w:val="1C2430"/>
-                <w:sz w:val="18"/>
-                <w:szCs w:val="18"/>
-              </w:rPr>
-              <w:t xml:space="preserve">dj_acs_remediation.html</w:t>
-            </w:r>
-          </w:p>
-        </w:tc>
-        <w:tc>
-          <w:tcPr>
-            <w:tcW w:type="dxa" w:w="5700"/>
-            <w:tcMar>
-              <w:top w:type="dxa" w:w="60"/>
-              <w:left w:type="dxa" w:w="90"/>
-              <w:bottom w:type="dxa" w:w="60"/>
-              <w:right w:type="dxa" w:w="90"/>
-            </w:tcMar>
-          </w:tcPr>
-          <w:p>
-            <w:pPr>
-              <w:spacing w:after="0"/>
-            </w:pPr>
-            <w:r>
-              <w:rPr>
-                <w:color w:val="1C2430"/>
-                <w:sz w:val="18"/>
-                <w:szCs w:val="18"/>
-              </w:rPr>
-              <w:t xml:space="preserve">Interactive fix surface with preview, confirm, step through, and undo.</w:t>
-            </w:r>
-          </w:p>
-        </w:tc>
-      </w:tr>
-      <w:tr>
-        <w:tc>
-          <w:tcPr>
-            <w:tcW w:type="dxa" w:w="3600"/>
-            <w:tcMar>
-              <w:top w:type="dxa" w:w="60"/>
-              <w:left w:type="dxa" w:w="90"/>
-              <w:bottom w:type="dxa" w:w="60"/>
-              <w:right w:type="dxa" w:w="90"/>
-            </w:tcMar>
-          </w:tcPr>
-          <w:p>
-            <w:pPr>
-              <w:spacing w:after="0"/>
-            </w:pPr>
-            <w:r>
-              <w:rPr>
-                <w:color w:val="1C2430"/>
-                <w:sz w:val="18"/>
-                <w:szCs w:val="18"/>
-              </w:rPr>
-              <w:t xml:space="preserve">vendor/</w:t>
-            </w:r>
-          </w:p>
-        </w:tc>
-        <w:tc>
-          <w:tcPr>
-            <w:tcW w:type="dxa" w:w="5700"/>
-            <w:tcMar>
-              <w:top w:type="dxa" w:w="60"/>
-              <w:left w:type="dxa" w:w="90"/>
-              <w:bottom w:type="dxa" w:w="60"/>
-              <w:right w:type="dxa" w:w="90"/>
-            </w:tcMar>
-          </w:tcPr>
-          <w:p>
-            <w:pPr>
-              <w:spacing w:after="0"/>
-            </w:pPr>
-            <w:r>
-              <w:rPr>
-                <w:color w:val="1C2430"/>
-                <w:sz w:val="18"/>
-                <w:szCs w:val="18"/>
-              </w:rPr>
-              <w:t xml:space="preserve">Identical js-yaml and JSZip builds.</w:t>
-            </w:r>
-          </w:p>
-        </w:tc>
-      </w:tr>
-      <w:tr>
-        <w:tc>
-          <w:tcPr>
-            <w:tcW w:type="dxa" w:w="3600"/>
-            <w:tcMar>
-              <w:top w:type="dxa" w:w="60"/>
-              <w:left w:type="dxa" w:w="90"/>
-              <w:bottom w:type="dxa" w:w="60"/>
-              <w:right w:type="dxa" w:w="90"/>
-            </w:tcMar>
-          </w:tcPr>
-          <w:p>
-            <w:pPr>
-              <w:spacing w:after="0"/>
-            </w:pPr>
-            <w:r>
-              <w:rPr>
-                <w:color w:val="1C2430"/>
-                <w:sz w:val="18"/>
-                <w:szCs w:val="18"/>
-              </w:rPr>
-              <w:t xml:space="preserve">test/*.cjs</w:t>
-            </w:r>
-          </w:p>
-        </w:tc>
-        <w:tc>
-          <w:tcPr>
-            <w:tcW w:type="dxa" w:w="5700"/>
-            <w:tcMar>
-              <w:top w:type="dxa" w:w="60"/>
-              <w:left w:type="dxa" w:w="90"/>
-              <w:bottom w:type="dxa" w:w="60"/>
-              <w:right w:type="dxa" w:w="90"/>
-            </w:tcMar>
-          </w:tcPr>
-          <w:p>
-            <w:pPr>
-              <w:spacing w:after="0"/>
-            </w:pPr>
-            <w:r>
-              <w:rPr>
-                <w:color w:val="1C2430"/>
-                <w:sz w:val="18"/>
-                <w:szCs w:val="18"/>
-              </w:rPr>
-              <w:t xml:space="preserve">smoke, fixes, import, flow, live, vuln, hardening, cli, kubejson, platform. page.cjs needs jsdom and skips cleanly without it.</w:t>
+              <w:t xml:space="preserve">smoke, fixes, import, flow, live, vuln, hardening, cli, kubejson, platform, exports, cli_violations. page.cjs needs jsdom and skips cleanly without it.</w:t>
             </w:r>
           </w:p>
         </w:tc>
@@ -2325,7 +1617,7 @@
           <w:sz w:val="20"/>
           <w:szCs w:val="20"/>
         </w:rPr>
-        <w:t xml:space="preserve">Housekeeping worth doing on the KYSA folder</w:t>
+        <w:t xml:space="preserve">Keep the published tree clean</w:t>
       </w:r>
     </w:p>
     <w:p>
@@ -2345,7 +1637,27 @@
           <w:sz w:val="20"/>
           <w:szCs w:val="20"/>
         </w:rPr>
-        <w:t xml:space="preserve">The KYSA working folder currently contains a directory literally named # holding a complete duplicate of the release, several dated zip archives, a Version/ folder of older bundles, and macOS .DS_Store files.</w:t>
+        <w:t xml:space="preserve">A working folder accumulates things that should never reach a published repository: duplicate copies of a release, dated zip archives, older version bundles, and macOS .DS_Store files.</w:t>
+      </w:r>
+    </w:p>
+    <w:p>
+      <w:pPr>
+        <w:pBdr>
+          <w:top w:val="single" w:color="FFF8E1" w:sz="2"/>
+          <w:bottom w:val="single" w:color="FFF8E1" w:sz="2"/>
+          <w:left w:val="single" w:color="D4A72C" w:sz="18"/>
+        </w:pBdr>
+        <w:shd w:fill="FFF8E1" w:val="clear"/>
+        <w:spacing w:after="40"/>
+        <w:ind w:left="160" w:right="160"/>
+      </w:pPr>
+      <w:r>
+        <w:rPr>
+          <w:color w:val="1C2430"/>
+          <w:sz w:val="20"/>
+          <w:szCs w:val="20"/>
+        </w:rPr>
+        <w:t xml:space="preserve">The duplicate copy is the dangerous one. A maintainer editing the wrong copy does not get an error, they get a change that silently does nothing, and they lose an afternoon before they work out why.</w:t>
       </w:r>
     </w:p>
     <w:p>
@@ -2365,7 +1677,7 @@
           <w:sz w:val="20"/>
           <w:szCs w:val="20"/>
         </w:rPr>
-        <w:t xml:space="preserve">None of that belongs in a published repository. The duplicate is the dangerous one: a maintainer editing the wrong copy will not get an error, they will get a change that silently does nothing. Delete it before you publish, and keep .gitignore covering .DS_Store, __pycache__, and *.zip.</w:t>
+        <w:t xml:space="preserve">Keep .gitignore covering .DS_Store, __pycache__, *.zip and any acs_audit_* output directory, and run git status --short before you push rather than after.</w:t>
       </w:r>
     </w:p>
     <w:p>
@@ -2390,7 +1702,7 @@
           <w:sz w:val="21"/>
           <w:szCs w:val="21"/>
         </w:rPr>
-        <w:t xml:space="preserve">Policy logic lives in exactly one file per toolset. Every graphical surface, every command line entry point, and every test loads that file. Nothing reimplements a check.</w:t>
+        <w:t xml:space="preserve">Policy logic lives in exactly one file. Every graphical surface, every command line entry point, and every test loads acs_policies.js. Nothing reimplements a check.</w:t>
       </w:r>
     </w:p>
     <w:p>
@@ -2452,7 +1764,7 @@
           <w:sz w:val="18"/>
           <w:szCs w:val="18"/>
         </w:rPr>
-        <w:t xml:space="preserve">Figure 5. Both toolsets. One engine each, with every surface reading from it.</w:t>
+        <w:t xml:space="preserve">Figure 5. One engine, with every surface reading from it.</w:t>
       </w:r>
     </w:p>
     <w:p>
@@ -2464,7 +1776,7 @@
           <w:sz w:val="21"/>
           <w:szCs w:val="21"/>
         </w:rPr>
-        <w:t xml:space="preserve">This is not a style preference. The failure mode it prevents is specific and expensive: the GUI reports a finding, the CLI in CI does not, and nobody notices for months because the two were never compared. KYSA goes one step further and generates the CLI engine module from the HTML with kysa_build_engine.js, so drift is not merely discouraged, it is structurally impossible.</w:t>
+        <w:t xml:space="preserve">This is not a style preference. The failure mode it prevents is specific and expensive: the page reports a finding, the CLI in the pipeline does not, and nobody notices for months because the two were never compared against each other. When the engine is the only place a check exists, that disagreement cannot happen.</w:t>
       </w:r>
     </w:p>
     <w:p>
@@ -4655,7 +3967,7 @@
           <w:sz w:val="17"/>
           <w:szCs w:val="17"/>
         </w:rPr>
-        <w:t xml:space="preserve"># ACS Auditor, from the repository root</w:t>
+        <w:t xml:space="preserve">node test/run_tests.js</w:t>
       </w:r>
     </w:p>
     <w:p>
@@ -4671,7 +3983,7 @@
           <w:sz w:val="17"/>
           <w:szCs w:val="17"/>
         </w:rPr>
-        <w:t xml:space="preserve">node test/run_tests.js</w:t>
+        <w:t xml:space="preserve"> </w:t>
       </w:r>
     </w:p>
     <w:p>
@@ -4687,13 +3999,13 @@
           <w:sz w:val="17"/>
           <w:szCs w:val="17"/>
         </w:rPr>
-        <w:t xml:space="preserve"> </w:t>
+        <w:t xml:space="preserve"># the whole page tests need jsdom, and skip cleanly without it</w:t>
       </w:r>
     </w:p>
     <w:p>
       <w:pPr>
         <w:shd w:fill="F4F6F8" w:val="clear"/>
-        <w:spacing w:after="0" w:before="0"/>
+        <w:spacing w:after="140" w:before="0"/>
         <w:ind w:left="240" w:right="240"/>
       </w:pPr>
       <w:r>
@@ -4703,23 +4015,7 @@
           <w:sz w:val="17"/>
           <w:szCs w:val="17"/>
         </w:rPr>
-        <w:t xml:space="preserve"># KYSA, from its repository root</w:t>
-      </w:r>
-    </w:p>
-    <w:p>
-      <w:pPr>
-        <w:shd w:fill="F4F6F8" w:val="clear"/>
-        <w:spacing w:after="140" w:before="0"/>
-        <w:ind w:left="240" w:right="240"/>
-      </w:pPr>
-      <w:r>
-        <w:rPr>
-          <w:rFonts w:ascii="Consolas" w:cs="Consolas" w:eastAsia="Consolas" w:hAnsi="Consolas"/>
-          <w:color w:val="24292F"/>
-          <w:sz w:val="17"/>
-          <w:szCs w:val="17"/>
-        </w:rPr>
-        <w:t xml:space="preserve">node test/run_tests.js</w:t>
+        <w:t xml:space="preserve">npm install jsdom &amp;&amp; node test/run_tests.js</w:t>
       </w:r>
     </w:p>
     <w:p>
@@ -4731,7 +4027,7 @@
           <w:sz w:val="21"/>
           <w:szCs w:val="21"/>
         </w:rPr>
-        <w:t xml:space="preserve">No install, no test framework, no network. Both runners are plain Node and print a pass and fail count per suite plus a total.</w:t>
+        <w:t xml:space="preserve">No install, no test framework, no network for the engine suites. The runner is plain Node and prints a pass and fail count per suite plus a total.</w:t>
       </w:r>
     </w:p>
     <w:p>
@@ -4744,7 +4040,7 @@
           <w:sz w:val="21"/>
           <w:szCs w:val="21"/>
         </w:rPr>
-        <w:t xml:space="preserve">What the ACS suites actually assert</w:t>
+        <w:t xml:space="preserve">What the suites actually assert</w:t>
       </w:r>
     </w:p>
     <w:tbl>
@@ -5215,7 +4511,525 @@
                 <w:sz w:val="18"/>
                 <w:szCs w:val="18"/>
               </w:rPr>
-              <w:t xml:space="preserve">URL normalising, actionable error classification, fallback command generation, live object sanitising.</w:t>
+              <w:t xml:space="preserve">URL normalising, actionable error classification, command generation, live object sanitising.</w:t>
+            </w:r>
+          </w:p>
+        </w:tc>
+      </w:tr>
+      <w:tr>
+        <w:tc>
+          <w:tcPr>
+            <w:tcW w:type="dxa" w:w="1900"/>
+            <w:tcMar>
+              <w:top w:type="dxa" w:w="60"/>
+              <w:left w:type="dxa" w:w="90"/>
+              <w:bottom w:type="dxa" w:w="60"/>
+              <w:right w:type="dxa" w:w="90"/>
+            </w:tcMar>
+          </w:tcPr>
+          <w:p>
+            <w:pPr>
+              <w:spacing w:after="0"/>
+            </w:pPr>
+            <w:r>
+              <w:rPr>
+                <w:color w:val="1C2430"/>
+                <w:sz w:val="18"/>
+                <w:szCs w:val="18"/>
+              </w:rPr>
+              <w:t xml:space="preserve">vuln.cjs</w:t>
+            </w:r>
+          </w:p>
+        </w:tc>
+        <w:tc>
+          <w:tcPr>
+            <w:tcW w:type="dxa" w:w="900"/>
+            <w:tcMar>
+              <w:top w:type="dxa" w:w="60"/>
+              <w:left w:type="dxa" w:w="90"/>
+              <w:bottom w:type="dxa" w:w="60"/>
+              <w:right w:type="dxa" w:w="90"/>
+            </w:tcMar>
+          </w:tcPr>
+          <w:p>
+            <w:pPr>
+              <w:spacing w:after="0"/>
+            </w:pPr>
+            <w:r>
+              <w:rPr>
+                <w:color w:val="1C2430"/>
+                <w:sz w:val="18"/>
+                <w:szCs w:val="18"/>
+              </w:rPr>
+              <w:t xml:space="preserve">99</w:t>
+            </w:r>
+          </w:p>
+        </w:tc>
+        <w:tc>
+          <w:tcPr>
+            <w:tcW w:type="dxa" w:w="6500"/>
+            <w:tcMar>
+              <w:top w:type="dxa" w:w="60"/>
+              <w:left w:type="dxa" w:w="90"/>
+              <w:bottom w:type="dxa" w:w="60"/>
+              <w:right w:type="dxa" w:w="90"/>
+            </w:tcMar>
+          </w:tcPr>
+          <w:p>
+            <w:pPr>
+              <w:spacing w:after="0"/>
+            </w:pPr>
+            <w:r>
+              <w:rPr>
+                <w:color w:val="1C2430"/>
+                <w:sz w:val="18"/>
+                <w:szCs w:val="18"/>
+              </w:rPr>
+              <w:t xml:space="preserve">NDJSON parsing, CVE deduplication, priority reasoning, manifest correlation and image drift.</w:t>
+            </w:r>
+          </w:p>
+        </w:tc>
+      </w:tr>
+      <w:tr>
+        <w:tc>
+          <w:tcPr>
+            <w:tcW w:type="dxa" w:w="1900"/>
+            <w:tcMar>
+              <w:top w:type="dxa" w:w="60"/>
+              <w:left w:type="dxa" w:w="90"/>
+              <w:bottom w:type="dxa" w:w="60"/>
+              <w:right w:type="dxa" w:w="90"/>
+            </w:tcMar>
+          </w:tcPr>
+          <w:p>
+            <w:pPr>
+              <w:spacing w:after="0"/>
+            </w:pPr>
+            <w:r>
+              <w:rPr>
+                <w:color w:val="1C2430"/>
+                <w:sz w:val="18"/>
+                <w:szCs w:val="18"/>
+              </w:rPr>
+              <w:t xml:space="preserve">hardening.cjs</w:t>
+            </w:r>
+          </w:p>
+        </w:tc>
+        <w:tc>
+          <w:tcPr>
+            <w:tcW w:type="dxa" w:w="900"/>
+            <w:tcMar>
+              <w:top w:type="dxa" w:w="60"/>
+              <w:left w:type="dxa" w:w="90"/>
+              <w:bottom w:type="dxa" w:w="60"/>
+              <w:right w:type="dxa" w:w="90"/>
+            </w:tcMar>
+          </w:tcPr>
+          <w:p>
+            <w:pPr>
+              <w:spacing w:after="0"/>
+            </w:pPr>
+            <w:r>
+              <w:rPr>
+                <w:color w:val="1C2430"/>
+                <w:sz w:val="18"/>
+                <w:szCs w:val="18"/>
+              </w:rPr>
+              <w:t xml:space="preserve">36</w:t>
+            </w:r>
+          </w:p>
+        </w:tc>
+        <w:tc>
+          <w:tcPr>
+            <w:tcW w:type="dxa" w:w="6500"/>
+            <w:tcMar>
+              <w:top w:type="dxa" w:w="60"/>
+              <w:left w:type="dxa" w:w="90"/>
+              <w:bottom w:type="dxa" w:w="60"/>
+              <w:right w:type="dxa" w:w="90"/>
+            </w:tcMar>
+          </w:tcPr>
+          <w:p>
+            <w:pPr>
+              <w:spacing w:after="0"/>
+            </w:pPr>
+            <w:r>
+              <w:rPr>
+                <w:color w:val="1C2430"/>
+                <w:sz w:val="18"/>
+                <w:szCs w:val="18"/>
+              </w:rPr>
+              <w:t xml:space="preserve">URL scheme allowlisting, and the standing guarantees: no eval, no credential field, no network call in either page, no write method anywhere.</w:t>
+            </w:r>
+          </w:p>
+        </w:tc>
+      </w:tr>
+      <w:tr>
+        <w:tc>
+          <w:tcPr>
+            <w:tcW w:type="dxa" w:w="1900"/>
+            <w:tcMar>
+              <w:top w:type="dxa" w:w="60"/>
+              <w:left w:type="dxa" w:w="90"/>
+              <w:bottom w:type="dxa" w:w="60"/>
+              <w:right w:type="dxa" w:w="90"/>
+            </w:tcMar>
+          </w:tcPr>
+          <w:p>
+            <w:pPr>
+              <w:spacing w:after="0"/>
+            </w:pPr>
+            <w:r>
+              <w:rPr>
+                <w:color w:val="1C2430"/>
+                <w:sz w:val="18"/>
+                <w:szCs w:val="18"/>
+              </w:rPr>
+              <w:t xml:space="preserve">cli.cjs</w:t>
+            </w:r>
+          </w:p>
+        </w:tc>
+        <w:tc>
+          <w:tcPr>
+            <w:tcW w:type="dxa" w:w="900"/>
+            <w:tcMar>
+              <w:top w:type="dxa" w:w="60"/>
+              <w:left w:type="dxa" w:w="90"/>
+              <w:bottom w:type="dxa" w:w="60"/>
+              <w:right w:type="dxa" w:w="90"/>
+            </w:tcMar>
+          </w:tcPr>
+          <w:p>
+            <w:pPr>
+              <w:spacing w:after="0"/>
+            </w:pPr>
+            <w:r>
+              <w:rPr>
+                <w:color w:val="1C2430"/>
+                <w:sz w:val="18"/>
+                <w:szCs w:val="18"/>
+              </w:rPr>
+              <w:t xml:space="preserve">95</w:t>
+            </w:r>
+          </w:p>
+        </w:tc>
+        <w:tc>
+          <w:tcPr>
+            <w:tcW w:type="dxa" w:w="6500"/>
+            <w:tcMar>
+              <w:top w:type="dxa" w:w="60"/>
+              <w:left w:type="dxa" w:w="90"/>
+              <w:bottom w:type="dxa" w:w="60"/>
+              <w:right w:type="dxa" w:w="90"/>
+            </w:tcMar>
+          </w:tcPr>
+          <w:p>
+            <w:pPr>
+              <w:spacing w:after="0"/>
+            </w:pPr>
+            <w:r>
+              <w:rPr>
+                <w:color w:val="1C2430"/>
+                <w:sz w:val="18"/>
+                <w:szCs w:val="18"/>
+              </w:rPr>
+              <w:t xml:space="preserve">The whole argument surface, the mode gate, exit codes, and that --fail-on blocks on the right severities.</w:t>
+            </w:r>
+          </w:p>
+        </w:tc>
+      </w:tr>
+      <w:tr>
+        <w:tc>
+          <w:tcPr>
+            <w:tcW w:type="dxa" w:w="1900"/>
+            <w:tcMar>
+              <w:top w:type="dxa" w:w="60"/>
+              <w:left w:type="dxa" w:w="90"/>
+              <w:bottom w:type="dxa" w:w="60"/>
+              <w:right w:type="dxa" w:w="90"/>
+            </w:tcMar>
+          </w:tcPr>
+          <w:p>
+            <w:pPr>
+              <w:spacing w:after="0"/>
+            </w:pPr>
+            <w:r>
+              <w:rPr>
+                <w:color w:val="1C2430"/>
+                <w:sz w:val="18"/>
+                <w:szCs w:val="18"/>
+              </w:rPr>
+              <w:t xml:space="preserve">kubejson.cjs</w:t>
+            </w:r>
+          </w:p>
+        </w:tc>
+        <w:tc>
+          <w:tcPr>
+            <w:tcW w:type="dxa" w:w="900"/>
+            <w:tcMar>
+              <w:top w:type="dxa" w:w="60"/>
+              <w:left w:type="dxa" w:w="90"/>
+              <w:bottom w:type="dxa" w:w="60"/>
+              <w:right w:type="dxa" w:w="90"/>
+            </w:tcMar>
+          </w:tcPr>
+          <w:p>
+            <w:pPr>
+              <w:spacing w:after="0"/>
+            </w:pPr>
+            <w:r>
+              <w:rPr>
+                <w:color w:val="1C2430"/>
+                <w:sz w:val="18"/>
+                <w:szCs w:val="18"/>
+              </w:rPr>
+              <w:t xml:space="preserve">38</w:t>
+            </w:r>
+          </w:p>
+        </w:tc>
+        <w:tc>
+          <w:tcPr>
+            <w:tcW w:type="dxa" w:w="6500"/>
+            <w:tcMar>
+              <w:top w:type="dxa" w:w="60"/>
+              <w:left w:type="dxa" w:w="90"/>
+              <w:bottom w:type="dxa" w:w="60"/>
+              <w:right w:type="dxa" w:w="90"/>
+            </w:tcMar>
+          </w:tcPr>
+          <w:p>
+            <w:pPr>
+              <w:spacing w:after="0"/>
+            </w:pPr>
+            <w:r>
+              <w:rPr>
+                <w:color w:val="1C2430"/>
+                <w:sz w:val="18"/>
+                <w:szCs w:val="18"/>
+              </w:rPr>
+              <w:t xml:space="preserve">oc get -o json in every shape it comes in, and that server side fields are stripped before scanning.</w:t>
+            </w:r>
+          </w:p>
+        </w:tc>
+      </w:tr>
+      <w:tr>
+        <w:tc>
+          <w:tcPr>
+            <w:tcW w:type="dxa" w:w="1900"/>
+            <w:tcMar>
+              <w:top w:type="dxa" w:w="60"/>
+              <w:left w:type="dxa" w:w="90"/>
+              <w:bottom w:type="dxa" w:w="60"/>
+              <w:right w:type="dxa" w:w="90"/>
+            </w:tcMar>
+          </w:tcPr>
+          <w:p>
+            <w:pPr>
+              <w:spacing w:after="0"/>
+            </w:pPr>
+            <w:r>
+              <w:rPr>
+                <w:color w:val="1C2430"/>
+                <w:sz w:val="18"/>
+                <w:szCs w:val="18"/>
+              </w:rPr>
+              <w:t xml:space="preserve">platform.cjs</w:t>
+            </w:r>
+          </w:p>
+        </w:tc>
+        <w:tc>
+          <w:tcPr>
+            <w:tcW w:type="dxa" w:w="900"/>
+            <w:tcMar>
+              <w:top w:type="dxa" w:w="60"/>
+              <w:left w:type="dxa" w:w="90"/>
+              <w:bottom w:type="dxa" w:w="60"/>
+              <w:right w:type="dxa" w:w="90"/>
+            </w:tcMar>
+          </w:tcPr>
+          <w:p>
+            <w:pPr>
+              <w:spacing w:after="0"/>
+            </w:pPr>
+            <w:r>
+              <w:rPr>
+                <w:color w:val="1C2430"/>
+                <w:sz w:val="18"/>
+                <w:szCs w:val="18"/>
+              </w:rPr>
+              <w:t xml:space="preserve">60</w:t>
+            </w:r>
+          </w:p>
+        </w:tc>
+        <w:tc>
+          <w:tcPr>
+            <w:tcW w:type="dxa" w:w="6500"/>
+            <w:tcMar>
+              <w:top w:type="dxa" w:w="60"/>
+              <w:left w:type="dxa" w:w="90"/>
+              <w:bottom w:type="dxa" w:w="60"/>
+              <w:right w:type="dxa" w:w="90"/>
+            </w:tcMar>
+          </w:tcPr>
+          <w:p>
+            <w:pPr>
+              <w:spacing w:after="0"/>
+            </w:pPr>
+            <w:r>
+              <w:rPr>
+                <w:color w:val="1C2430"/>
+                <w:sz w:val="18"/>
+                <w:szCs w:val="18"/>
+              </w:rPr>
+              <w:t xml:space="preserve">Platform detection, all alert states, and fixing a violation with no manifest in hand.</w:t>
+            </w:r>
+          </w:p>
+        </w:tc>
+      </w:tr>
+      <w:tr>
+        <w:tc>
+          <w:tcPr>
+            <w:tcW w:type="dxa" w:w="1900"/>
+            <w:tcMar>
+              <w:top w:type="dxa" w:w="60"/>
+              <w:left w:type="dxa" w:w="90"/>
+              <w:bottom w:type="dxa" w:w="60"/>
+              <w:right w:type="dxa" w:w="90"/>
+            </w:tcMar>
+          </w:tcPr>
+          <w:p>
+            <w:pPr>
+              <w:spacing w:after="0"/>
+            </w:pPr>
+            <w:r>
+              <w:rPr>
+                <w:color w:val="1C2430"/>
+                <w:sz w:val="18"/>
+                <w:szCs w:val="18"/>
+              </w:rPr>
+              <w:t xml:space="preserve">exports.cjs</w:t>
+            </w:r>
+          </w:p>
+        </w:tc>
+        <w:tc>
+          <w:tcPr>
+            <w:tcW w:type="dxa" w:w="900"/>
+            <w:tcMar>
+              <w:top w:type="dxa" w:w="60"/>
+              <w:left w:type="dxa" w:w="90"/>
+              <w:bottom w:type="dxa" w:w="60"/>
+              <w:right w:type="dxa" w:w="90"/>
+            </w:tcMar>
+          </w:tcPr>
+          <w:p>
+            <w:pPr>
+              <w:spacing w:after="0"/>
+            </w:pPr>
+            <w:r>
+              <w:rPr>
+                <w:color w:val="1C2430"/>
+                <w:sz w:val="18"/>
+                <w:szCs w:val="18"/>
+              </w:rPr>
+              <w:t xml:space="preserve">50</w:t>
+            </w:r>
+          </w:p>
+        </w:tc>
+        <w:tc>
+          <w:tcPr>
+            <w:tcW w:type="dxa" w:w="6500"/>
+            <w:tcMar>
+              <w:top w:type="dxa" w:w="60"/>
+              <w:left w:type="dxa" w:w="90"/>
+              <w:bottom w:type="dxa" w:w="60"/>
+              <w:right w:type="dxa" w:w="90"/>
+            </w:tcMar>
+          </w:tcPr>
+          <w:p>
+            <w:pPr>
+              <w:spacing w:after="0"/>
+            </w:pPr>
+            <w:r>
+              <w:rPr>
+                <w:color w:val="1C2430"/>
+                <w:sz w:val="18"/>
+                <w:szCs w:val="18"/>
+              </w:rPr>
+              <w:t xml:space="preserve">All six files acs_pull_all.sh writes, merging rather than overwriting, and that an unloadable file is told what it is.</w:t>
+            </w:r>
+          </w:p>
+        </w:tc>
+      </w:tr>
+      <w:tr>
+        <w:tc>
+          <w:tcPr>
+            <w:tcW w:type="dxa" w:w="1900"/>
+            <w:tcMar>
+              <w:top w:type="dxa" w:w="60"/>
+              <w:left w:type="dxa" w:w="90"/>
+              <w:bottom w:type="dxa" w:w="60"/>
+              <w:right w:type="dxa" w:w="90"/>
+            </w:tcMar>
+          </w:tcPr>
+          <w:p>
+            <w:pPr>
+              <w:spacing w:after="0"/>
+            </w:pPr>
+            <w:r>
+              <w:rPr>
+                <w:color w:val="1C2430"/>
+                <w:sz w:val="18"/>
+                <w:szCs w:val="18"/>
+              </w:rPr>
+              <w:t xml:space="preserve">cli_violations.cjs</w:t>
+            </w:r>
+          </w:p>
+        </w:tc>
+        <w:tc>
+          <w:tcPr>
+            <w:tcW w:type="dxa" w:w="900"/>
+            <w:tcMar>
+              <w:top w:type="dxa" w:w="60"/>
+              <w:left w:type="dxa" w:w="90"/>
+              <w:bottom w:type="dxa" w:w="60"/>
+              <w:right w:type="dxa" w:w="90"/>
+            </w:tcMar>
+          </w:tcPr>
+          <w:p>
+            <w:pPr>
+              <w:spacing w:after="0"/>
+            </w:pPr>
+            <w:r>
+              <w:rPr>
+                <w:color w:val="1C2430"/>
+                <w:sz w:val="18"/>
+                <w:szCs w:val="18"/>
+              </w:rPr>
+              <w:t xml:space="preserve">29</w:t>
+            </w:r>
+          </w:p>
+        </w:tc>
+        <w:tc>
+          <w:tcPr>
+            <w:tcW w:type="dxa" w:w="6500"/>
+            <w:tcMar>
+              <w:top w:type="dxa" w:w="60"/>
+              <w:left w:type="dxa" w:w="90"/>
+              <w:bottom w:type="dxa" w:w="60"/>
+              <w:right w:type="dxa" w:w="90"/>
+            </w:tcMar>
+          </w:tcPr>
+          <w:p>
+            <w:pPr>
+              <w:spacing w:after="0"/>
+            </w:pPr>
+            <w:r>
+              <w:rPr>
+                <w:color w:val="1C2430"/>
+                <w:sz w:val="18"/>
+                <w:szCs w:val="18"/>
+              </w:rPr>
+              <w:t xml:space="preserve">The CLI run as a real process, inspecting what lands on disk. Chiefly that report mode leaves nothing applyable behind.</w:t>
             </w:r>
           </w:p>
         </w:tc>
@@ -5255,7 +5069,7 @@
           <w:sz w:val="21"/>
           <w:szCs w:val="21"/>
         </w:rPr>
-        <w:t xml:space="preserve">test/page.cjs loads each HTML file from disk in a real DOM, with the actual script tags resolving to the actual files in document order, then drives it: drops an export, checks the panel unhides, clicks the filters, walks the image replacement dialog through preview, confirm and undo.</w:t>
+        <w:t xml:space="preserve">test/page.cjs loads each HTML file from disk in a real DOM, with the actual script tags resolving to the actual files in document order, then drives it: drops an export, checks the panel unhides, clicks the filters, expands a violation row, drafts the fixes and inspects the YAML that would have been downloaded, and walks the image replacement dialog through preview, confirm and undo. 88 assertions.</w:t>
       </w:r>
     </w:p>
     <w:p>
@@ -5267,7 +5081,19 @@
           <w:sz w:val="21"/>
           <w:szCs w:val="21"/>
         </w:rPr>
-        <w:t xml:space="preserve">It catches a class of defect the engine tests structurally cannot see. An element id that does not exist, a handler never bound, a panel that never unhides, a filter wired to the wrong checkbox. The engine can be perfect and the page still show nothing, which is exactly the failure this whole release was about.</w:t>
+        <w:t xml:space="preserve">It catches a class of defect the engine tests structurally cannot see. An element id that does not exist, a handler never bound, a panel that never unhides, a filter wired to the wrong checkbox. The engine can be perfect and the page still show nothing.</w:t>
+      </w:r>
+    </w:p>
+    <w:p>
+      <w:pPr>
+        <w:spacing w:after="120"/>
+      </w:pPr>
+      <w:r>
+        <w:rPr>
+          <w:sz w:val="21"/>
+          <w:szCs w:val="21"/>
+        </w:rPr>
+        <w:t xml:space="preserve">This is not hypothetical. The Download button under the violation fix panel shipped once with no click handler at all. Every engine test passed, the bundle it would have produced was correct, and pressing the button did nothing. Only a page test can see that.</w:t>
       </w:r>
     </w:p>
     <w:p>
@@ -6370,23 +6196,7 @@
           <w:sz w:val="21"/>
           <w:szCs w:val="21"/>
         </w:rPr>
-        <w:t xml:space="preserve">The source watcher</w:t>
-      </w:r>
-    </w:p>
-    <w:p>
-      <w:pPr>
-        <w:shd w:fill="F4F6F8" w:val="clear"/>
-        <w:spacing w:after="140" w:before="40"/>
-        <w:ind w:left="240" w:right="240"/>
-      </w:pPr>
-      <w:r>
-        <w:rPr>
-          <w:rFonts w:ascii="Consolas" w:cs="Consolas" w:eastAsia="Consolas" w:hAnsi="Consolas"/>
-          <w:color w:val="24292F"/>
-          <w:sz w:val="17"/>
-          <w:szCs w:val="17"/>
-        </w:rPr>
-        <w:t xml:space="preserve">python3 dj_kysa_source_watcher.py [output_directory]</w:t>
+        <w:t xml:space="preserve">What keeps this tool current, and what does not</w:t>
       </w:r>
     </w:p>
     <w:p>
@@ -6398,7 +6208,114 @@
           <w:sz w:val="21"/>
           <w:szCs w:val="21"/>
         </w:rPr>
-        <w:t xml:space="preserve">Standard library only, so it runs on any Python 3 without a package install. It pulls four things:</w:t>
+        <w:t xml:space="preserve">The ACS Auditor has no standards watcher of its own, and does not need one, because its policy set mirrors the ACS defaults rather than tracking the standards directly. The thing that goes stale here is the mirror, not the standards.</w:t>
+      </w:r>
+    </w:p>
+    <w:p>
+      <w:pPr>
+        <w:pBdr>
+          <w:top w:val="single" w:color="FFF8E1" w:sz="2"/>
+          <w:bottom w:val="single" w:color="FFF8E1" w:sz="2"/>
+          <w:left w:val="single" w:color="D4A72C" w:sz="18"/>
+        </w:pBdr>
+        <w:shd w:fill="FFF8E1" w:val="clear"/>
+        <w:spacing w:after="0" w:before="120"/>
+        <w:ind w:left="160" w:right="160"/>
+      </w:pPr>
+      <w:r>
+        <w:rPr>
+          <w:b/>
+          <w:bCs/>
+          <w:color w:val="1C2430"/>
+          <w:sz w:val="20"/>
+          <w:szCs w:val="20"/>
+        </w:rPr>
+        <w:t xml:space="preserve">The maintenance task that actually matters for this tool</w:t>
+      </w:r>
+    </w:p>
+    <w:p>
+      <w:pPr>
+        <w:pBdr>
+          <w:top w:val="single" w:color="FFF8E1" w:sz="2"/>
+          <w:bottom w:val="single" w:color="FFF8E1" w:sz="2"/>
+          <w:left w:val="single" w:color="D4A72C" w:sz="18"/>
+        </w:pBdr>
+        <w:shd w:fill="FFF8E1" w:val="clear"/>
+        <w:spacing w:after="40"/>
+        <w:ind w:left="160" w:right="160"/>
+      </w:pPr>
+      <w:r>
+        <w:rPr>
+          <w:color w:val="1C2430"/>
+          <w:sz w:val="20"/>
+          <w:szCs w:val="20"/>
+        </w:rPr>
+        <w:t xml:space="preserve">When you upgrade ACS, diff its default policies against acs_policies.js and reconcile. Red Hat adds policies, renames them, and changes default severities between releases.</w:t>
+      </w:r>
+    </w:p>
+    <w:p>
+      <w:pPr>
+        <w:pBdr>
+          <w:top w:val="single" w:color="FFF8E1" w:sz="2"/>
+          <w:bottom w:val="single" w:color="FFF8E1" w:sz="2"/>
+          <w:left w:val="single" w:color="D4A72C" w:sz="18"/>
+        </w:pBdr>
+        <w:shd w:fill="FFF8E1" w:val="clear"/>
+        <w:spacing w:after="40"/>
+        <w:ind w:left="160" w:right="160"/>
+      </w:pPr>
+      <w:r>
+        <w:rPr>
+          <w:color w:val="1C2430"/>
+          <w:sz w:val="20"/>
+          <w:szCs w:val="20"/>
+        </w:rPr>
+        <w:t xml:space="preserve">A renamed policy does not break loudly. The importer falls back through the alias table and then token scoring, and a violation it still cannot place is reported as unmatched rather than dropped. Watch the unmatched count after an ACS upgrade: a jump in it is the signal that the catalogue has drifted from your ACS version.</w:t>
+      </w:r>
+    </w:p>
+    <w:p>
+      <w:pPr>
+        <w:pBdr>
+          <w:top w:val="single" w:color="FFF8E1" w:sz="2"/>
+          <w:bottom w:val="single" w:color="FFF8E1" w:sz="2"/>
+          <w:left w:val="single" w:color="D4A72C" w:sz="18"/>
+        </w:pBdr>
+        <w:shd w:fill="FFF8E1" w:val="clear"/>
+        <w:spacing w:after="160"/>
+        <w:ind w:left="160" w:right="160"/>
+      </w:pPr>
+      <w:r>
+        <w:rPr>
+          <w:color w:val="1C2430"/>
+          <w:sz w:val="20"/>
+          <w:szCs w:val="20"/>
+        </w:rPr>
+        <w:t xml:space="preserve">Most teams also tune the defaults. A tuned policy that no longer matches the shipped name is indistinguishable from a renamed one, and both are fixed the same way: add the name to the alias table.</w:t>
+      </w:r>
+    </w:p>
+    <w:p>
+      <w:pPr>
+        <w:pStyle w:val="Heading2"/>
+        <w:spacing w:after="100" w:before="240"/>
+      </w:pPr>
+      <w:r>
+        <w:rPr>
+          <w:sz w:val="21"/>
+          <w:szCs w:val="21"/>
+        </w:rPr>
+        <w:t xml:space="preserve">The citations, and how far to trust them</w:t>
+      </w:r>
+    </w:p>
+    <w:p>
+      <w:pPr>
+        <w:spacing w:after="120"/>
+      </w:pPr>
+      <w:r>
+        <w:rPr>
+          <w:sz w:val="21"/>
+          <w:szCs w:val="21"/>
+        </w:rPr>
+        <w:t xml:space="preserve">Every policy carries CIS, NIST 800-53 Rev 5, Pod Security Standards and DISA STIG references. Those are mapping aids written to help you find the control, not authoritative extracts.</w:t>
       </w:r>
     </w:p>
     <w:p>
@@ -6415,7 +6332,7 @@
           <w:sz w:val="21"/>
           <w:szCs w:val="21"/>
         </w:rPr>
-        <w:t xml:space="preserve">Kubernetes and OpenShift STIG versions and V ids, via stigviewer.com JSON exports. This is a community mirror of the DISA STIG Library. Verify ids at public.cyber.mil before citing them in an RMF package.</w:t>
+        <w:t xml:space="preserve">Verify STIG ids against the current DISA release at public.cyber.mil before citing them in an accreditation package. Ids move between releases.</w:t>
       </w:r>
     </w:p>
     <w:p>
@@ -6432,7 +6349,7 @@
           <w:sz w:val="21"/>
           <w:szCs w:val="21"/>
         </w:rPr>
-        <w:t xml:space="preserve">Recent Kubernetes and OpenShift CVEs from the NVD API 2.0, over a rolling 90 day window.</w:t>
+        <w:t xml:space="preserve">NIST control families are stable, but the specific enhancement cited may not be the one your assessor expects. Treat it as a starting point for the conversation, not the end of it.</w:t>
       </w:r>
     </w:p>
     <w:p>
@@ -6449,36 +6366,7 @@
           <w:sz w:val="21"/>
           <w:szCs w:val="21"/>
         </w:rPr>
-        <w:t xml:space="preserve">Drift in the NSA and CISA Kubernetes Hardening Guidance PDF, detected from HTTP headers rather than by downloading it repeatedly.</w:t>
-      </w:r>
-    </w:p>
-    <w:p>
-      <w:pPr>
-        <w:pStyle w:val="ListParagraph"/>
-        <w:numPr>
-          <w:ilvl w:val="0"/>
-          <w:numId w:val="2"/>
-        </w:numPr>
-        <w:spacing w:after="70"/>
-      </w:pPr>
-      <w:r>
-        <w:rPr>
-          <w:sz w:val="21"/>
-          <w:szCs w:val="21"/>
-        </w:rPr>
-        <w:t xml:space="preserve">A content hash of the Kubernetes Pod Security Standards page, so a silent edit upstream becomes visible.</w:t>
-      </w:r>
-    </w:p>
-    <w:p>
-      <w:pPr>
-        <w:spacing w:after="120"/>
-      </w:pPr>
-      <w:r>
-        <w:rPr>
-          <w:sz w:val="21"/>
-          <w:szCs w:val="21"/>
-        </w:rPr>
-        <w:t xml:space="preserve">It writes ksa_sources.js next to the KYSA pages. The catalog manager reads that file and shows what changed since your last published catalogue. On an air gapped network, run the watcher on a connected machine and carry that single file across.</w:t>
+        <w:t xml:space="preserve">If you change a citation, change it in acs_policies.js. It appears in the page, the report, the JSON and the SARIF from that one place.</w:t>
       </w:r>
     </w:p>
     <w:p>
@@ -6503,7 +6391,7 @@
           <w:sz w:val="21"/>
           <w:szCs w:val="21"/>
         </w:rPr>
-        <w:t xml:space="preserve">Weekly is the right interval, and the CI templates already schedule it. More often is noise, less often means a STIG release can sit unnoticed for a quarter. The ACS toolset has no equivalent watcher because its policy set mirrors ACS defaults: when you upgrade ACS, diff its default policies against acs_policies.js and reconcile.</w:t>
+        <w:t xml:space="preserve">Tie the review to your ACS upgrade cycle rather than to the calendar. There is no value in reviewing the catalogue on a schedule when nothing upstream has moved, and considerable value in reviewing it the week ACS changes underneath you.</w:t>
       </w:r>
     </w:p>
     <w:p>
@@ -7216,7 +7104,7 @@
           <w:sz w:val="21"/>
           <w:szCs w:val="21"/>
         </w:rPr>
-        <w:t xml:space="preserve">The scripts fetch_vendor_libs.sh and fetch_vendor_libs.ps1 in the KYSA repository do all of this, including the functional parse. If unpkg is blocked, cdnjs mirrors both libraries, but its js-yaml build may differ, in which case verify functionally rather than by hash.</w:t>
+        <w:t xml:space="preserve">Do this by hand for now; there is no fetch helper in this repository. If unpkg is blocked, cdnjs mirrors both libraries, but its js-yaml build may differ, in which case verify functionally rather than by hash: parse a manifest with an anchor, a block scalar and a YAML 1.1 boolean, and confirm the result matches what the committed build produced.</w:t>
       </w:r>
     </w:p>
     <w:p>
@@ -7447,7 +7335,7 @@
           <w:sz w:val="21"/>
           <w:szCs w:val="21"/>
         </w:rPr>
-        <w:t xml:space="preserve">For a genuine one off, annotate the resource itself with kysa.io/waive, kysa.io/waive-reason, kysa.io/waive-approver, and kysa.io/waive-expires. Use the file when a reviewer should see everything in one place. Use the annotation when the exception belongs to one specific resource and should travel with it.</w:t>
+        <w:t xml:space="preserve">The ACS Auditor does not read a waiver file today. The exception mechanism that applies to it is the one in ACS itself: a policy exception with an expiry, which the tool then sees reflected in the export as a deferred violation and reports as accepted rather than active. Use that rather than inventing a local override, because an exception ACS does not know about does not stop ACS alerting on it.</w:t>
       </w:r>
     </w:p>
     <w:p>
@@ -7507,40 +7395,6 @@
     </w:p>
     <w:p>
       <w:pPr>
-        <w:pStyle w:val="ListParagraph"/>
-        <w:numPr>
-          <w:ilvl w:val="0"/>
-          <w:numId w:val="2"/>
-        </w:numPr>
-        <w:spacing w:after="70"/>
-      </w:pPr>
-      <w:r>
-        <w:rPr>
-          <w:sz w:val="21"/>
-          <w:szCs w:val="21"/>
-        </w:rPr>
-        <w:t xml:space="preserve">GitHub: copy ci_templates/github_actions_kysa.yml to .github/workflows/kysa.yml</w:t>
-      </w:r>
-    </w:p>
-    <w:p>
-      <w:pPr>
-        <w:pStyle w:val="ListParagraph"/>
-        <w:numPr>
-          <w:ilvl w:val="0"/>
-          <w:numId w:val="2"/>
-        </w:numPr>
-        <w:spacing w:after="70"/>
-      </w:pPr>
-      <w:r>
-        <w:rPr>
-          <w:sz w:val="21"/>
-          <w:szCs w:val="21"/>
-        </w:rPr>
-        <w:t xml:space="preserve">GitLab: copy ci_templates/gitlab_ci_kysa.yml to .gitlab-ci.yml</w:t>
-      </w:r>
-    </w:p>
-    <w:p>
-      <w:pPr>
         <w:spacing w:after="120"/>
       </w:pPr>
       <w:r>
@@ -7548,7 +7402,195 @@
           <w:sz w:val="21"/>
           <w:szCs w:val="21"/>
         </w:rPr>
-        <w:t xml:space="preserve">You get three behaviours: a scan on every proposed change with results in the job summary, findings published to the security dashboard on the main branch, and a weekly standards refresh followed by a pull request with fixes. Findings are emitted as SARIF, which GitHub and GitLab both read natively, so they land in the security tab rather than buried in log output.</w:t>
+        <w:t xml:space="preserve">There are no CI templates in this repository yet. The CLI is built to be driven from one, and this is what a job needs to do.</w:t>
+      </w:r>
+    </w:p>
+    <w:p>
+      <w:pPr>
+        <w:shd w:fill="F4F6F8" w:val="clear"/>
+        <w:spacing w:after="0" w:before="40"/>
+        <w:ind w:left="240" w:right="240"/>
+      </w:pPr>
+      <w:r>
+        <w:rPr>
+          <w:rFonts w:ascii="Consolas" w:cs="Consolas" w:eastAsia="Consolas" w:hAnsi="Consolas"/>
+          <w:color w:val="24292F"/>
+          <w:sz w:val="17"/>
+          <w:szCs w:val="17"/>
+        </w:rPr>
+        <w:t xml:space="preserve">- name: ACS manifest audit</w:t>
+      </w:r>
+    </w:p>
+    <w:p>
+      <w:pPr>
+        <w:shd w:fill="F4F6F8" w:val="clear"/>
+        <w:spacing w:after="0" w:before="0"/>
+        <w:ind w:left="240" w:right="240"/>
+      </w:pPr>
+      <w:r>
+        <w:rPr>
+          <w:rFonts w:ascii="Consolas" w:cs="Consolas" w:eastAsia="Consolas" w:hAnsi="Consolas"/>
+          <w:color w:val="24292F"/>
+          <w:sz w:val="17"/>
+          <w:szCs w:val="17"/>
+        </w:rPr>
+        <w:t xml:space="preserve">  run: |</w:t>
+      </w:r>
+    </w:p>
+    <w:p>
+      <w:pPr>
+        <w:shd w:fill="F4F6F8" w:val="clear"/>
+        <w:spacing w:after="0" w:before="0"/>
+        <w:ind w:left="240" w:right="240"/>
+      </w:pPr>
+      <w:r>
+        <w:rPr>
+          <w:rFonts w:ascii="Consolas" w:cs="Consolas" w:eastAsia="Consolas" w:hAnsi="Consolas"/>
+          <w:color w:val="24292F"/>
+          <w:sz w:val="17"/>
+          <w:szCs w:val="17"/>
+        </w:rPr>
+        <w:t xml:space="preserve">    node acs_cli.js --path ./manifests \</w:t>
+      </w:r>
+    </w:p>
+    <w:p>
+      <w:pPr>
+        <w:shd w:fill="F4F6F8" w:val="clear"/>
+        <w:spacing w:after="0" w:before="0"/>
+        <w:ind w:left="240" w:right="240"/>
+      </w:pPr>
+      <w:r>
+        <w:rPr>
+          <w:rFonts w:ascii="Consolas" w:cs="Consolas" w:eastAsia="Consolas" w:hAnsi="Consolas"/>
+          <w:color w:val="24292F"/>
+          <w:sz w:val="17"/>
+          <w:szCs w:val="17"/>
+        </w:rPr>
+        <w:t xml:space="preserve">      --sarif --json \</w:t>
+      </w:r>
+    </w:p>
+    <w:p>
+      <w:pPr>
+        <w:shd w:fill="F4F6F8" w:val="clear"/>
+        <w:spacing w:after="0" w:before="0"/>
+        <w:ind w:left="240" w:right="240"/>
+      </w:pPr>
+      <w:r>
+        <w:rPr>
+          <w:rFonts w:ascii="Consolas" w:cs="Consolas" w:eastAsia="Consolas" w:hAnsi="Consolas"/>
+          <w:color w:val="24292F"/>
+          <w:sz w:val="17"/>
+          <w:szCs w:val="17"/>
+        </w:rPr>
+        <w:t xml:space="preserve">      --fail-on high \</w:t>
+      </w:r>
+    </w:p>
+    <w:p>
+      <w:pPr>
+        <w:shd w:fill="F4F6F8" w:val="clear"/>
+        <w:spacing w:after="0" w:before="0"/>
+        <w:ind w:left="240" w:right="240"/>
+      </w:pPr>
+      <w:r>
+        <w:rPr>
+          <w:rFonts w:ascii="Consolas" w:cs="Consolas" w:eastAsia="Consolas" w:hAnsi="Consolas"/>
+          <w:color w:val="24292F"/>
+          <w:sz w:val="17"/>
+          <w:szCs w:val="17"/>
+        </w:rPr>
+        <w:t xml:space="preserve">      --out ./acs_out</w:t>
+      </w:r>
+    </w:p>
+    <w:p>
+      <w:pPr>
+        <w:shd w:fill="F4F6F8" w:val="clear"/>
+        <w:spacing w:after="0" w:before="0"/>
+        <w:ind w:left="240" w:right="240"/>
+      </w:pPr>
+      <w:r>
+        <w:rPr>
+          <w:rFonts w:ascii="Consolas" w:cs="Consolas" w:eastAsia="Consolas" w:hAnsi="Consolas"/>
+          <w:color w:val="24292F"/>
+          <w:sz w:val="17"/>
+          <w:szCs w:val="17"/>
+        </w:rPr>
+        <w:t xml:space="preserve"> </w:t>
+      </w:r>
+    </w:p>
+    <w:p>
+      <w:pPr>
+        <w:shd w:fill="F4F6F8" w:val="clear"/>
+        <w:spacing w:after="0" w:before="0"/>
+        <w:ind w:left="240" w:right="240"/>
+      </w:pPr>
+      <w:r>
+        <w:rPr>
+          <w:rFonts w:ascii="Consolas" w:cs="Consolas" w:eastAsia="Consolas" w:hAnsi="Consolas"/>
+          <w:color w:val="24292F"/>
+          <w:sz w:val="17"/>
+          <w:szCs w:val="17"/>
+        </w:rPr>
+        <w:t xml:space="preserve">- name: Publish to the security tab</w:t>
+      </w:r>
+    </w:p>
+    <w:p>
+      <w:pPr>
+        <w:shd w:fill="F4F6F8" w:val="clear"/>
+        <w:spacing w:after="0" w:before="0"/>
+        <w:ind w:left="240" w:right="240"/>
+      </w:pPr>
+      <w:r>
+        <w:rPr>
+          <w:rFonts w:ascii="Consolas" w:cs="Consolas" w:eastAsia="Consolas" w:hAnsi="Consolas"/>
+          <w:color w:val="24292F"/>
+          <w:sz w:val="17"/>
+          <w:szCs w:val="17"/>
+        </w:rPr>
+        <w:t xml:space="preserve">  uses: github/codeql-action/upload-sarif@v3</w:t>
+      </w:r>
+    </w:p>
+    <w:p>
+      <w:pPr>
+        <w:shd w:fill="F4F6F8" w:val="clear"/>
+        <w:spacing w:after="0" w:before="0"/>
+        <w:ind w:left="240" w:right="240"/>
+      </w:pPr>
+      <w:r>
+        <w:rPr>
+          <w:rFonts w:ascii="Consolas" w:cs="Consolas" w:eastAsia="Consolas" w:hAnsi="Consolas"/>
+          <w:color w:val="24292F"/>
+          <w:sz w:val="17"/>
+          <w:szCs w:val="17"/>
+        </w:rPr>
+        <w:t xml:space="preserve">  with:</w:t>
+      </w:r>
+    </w:p>
+    <w:p>
+      <w:pPr>
+        <w:shd w:fill="F4F6F8" w:val="clear"/>
+        <w:spacing w:after="140" w:before="0"/>
+        <w:ind w:left="240" w:right="240"/>
+      </w:pPr>
+      <w:r>
+        <w:rPr>
+          <w:rFonts w:ascii="Consolas" w:cs="Consolas" w:eastAsia="Consolas" w:hAnsi="Consolas"/>
+          <w:color w:val="24292F"/>
+          <w:sz w:val="17"/>
+          <w:szCs w:val="17"/>
+        </w:rPr>
+        <w:t xml:space="preserve">    sarif_file: ./acs_out/acs_findings.sarif</w:t>
+      </w:r>
+    </w:p>
+    <w:p>
+      <w:pPr>
+        <w:spacing w:after="120"/>
+      </w:pPr>
+      <w:r>
+        <w:rPr>
+          <w:sz w:val="21"/>
+          <w:szCs w:val="21"/>
+        </w:rPr>
+        <w:t xml:space="preserve">SARIF is the reason this works without a bespoke integration. GitHub and GitLab both read it natively, so findings land in the security tab with file and line annotations rather than buried in log output.</w:t>
       </w:r>
     </w:p>
     <w:p>
@@ -7573,32 +7615,7 @@
           <w:sz w:val="21"/>
           <w:szCs w:val="21"/>
         </w:rPr>
-        <w:t xml:space="preserve">Start in reporting mode. Do not enable the build gate on day one. If the first run blocks every merge, the tool gets disabled within a week and you have made things worse than before you installed it. Report only, work the backlog down, then set --fail-on high so new problems cannot get in while you finish clearing the old ones.</w:t>
-      </w:r>
-    </w:p>
-    <w:p>
-      <w:pPr>
-        <w:pStyle w:val="Heading2"/>
-        <w:spacing w:after="100" w:before="240"/>
-      </w:pPr>
-      <w:r>
-        <w:rPr>
-          <w:sz w:val="21"/>
-          <w:szCs w:val="21"/>
-        </w:rPr>
-        <w:t xml:space="preserve">Token handling in CI</w:t>
-      </w:r>
-    </w:p>
-    <w:p>
-      <w:pPr>
-        <w:spacing w:after="120"/>
-      </w:pPr>
-      <w:r>
-        <w:rPr>
-          <w:sz w:val="21"/>
-          <w:szCs w:val="21"/>
-        </w:rPr>
-        <w:t xml:space="preserve">The CLI reads KYSA_TOKEN from the environment. Store it as a repository or group secret, never in the workflow file and never on the command line where it lands in shell history and process listings. On GitHub use a fine grained personal access token with read and write on code and pull requests. On GitLab use a project access token with api and write_repository scope. Scope it to the one repository it needs.</w:t>
+        <w:t xml:space="preserve">Start with no gate. Do not set --fail-on on day one. If the first run blocks every merge, the tool gets disabled within a week and you have made things worse than before you installed it. Report only, publish to the security tab so the backlog is visible, work it down, then set --fail-on high so new problems cannot get in while you finish clearing the old ones.</w:t>
       </w:r>
     </w:p>
     <w:p>
@@ -7620,7 +7637,7 @@
           <w:sz w:val="20"/>
           <w:szCs w:val="20"/>
         </w:rPr>
-        <w:t xml:space="preserve">What the automation is allowed to do</w:t>
+        <w:t xml:space="preserve">What a pipeline should and should not be allowed to do</w:t>
       </w:r>
     </w:p>
     <w:p>
@@ -7640,7 +7657,27 @@
           <w:sz w:val="20"/>
           <w:szCs w:val="20"/>
         </w:rPr>
-        <w:t xml:space="preserve">It clones, fixes what is safe, annotates the rest, creates a branch, and opens a pull request with the before and after posture in the description. With --review-comments it comments on the specific lines needing attention.</w:t>
+        <w:t xml:space="preserve">Run it in report mode in CI. That is the default, so a job that forgets to say so gets the safe behaviour rather than the permissive one.</w:t>
+      </w:r>
+    </w:p>
+    <w:p>
+      <w:pPr>
+        <w:pBdr>
+          <w:top w:val="single" w:color="EEF3FA" w:sz="2"/>
+          <w:bottom w:val="single" w:color="EEF3FA" w:sz="2"/>
+          <w:left w:val="single" w:color="1F6FEB" w:sz="18"/>
+        </w:pBdr>
+        <w:shd w:fill="EEF3FA" w:val="clear"/>
+        <w:spacing w:after="40"/>
+        <w:ind w:left="160" w:right="160"/>
+      </w:pPr>
+      <w:r>
+        <w:rPr>
+          <w:color w:val="1C2430"/>
+          <w:sz w:val="20"/>
+          <w:szCs w:val="20"/>
+        </w:rPr>
+        <w:t xml:space="preserve">Do not run --mode auto --in-place in a pipeline. The mode gate exists so that writing is a decision a person makes, and a pipeline is not a person. If you want the fixes as an artifact, use --mode manual --patches and let a human open the pull request.</w:t>
       </w:r>
     </w:p>
     <w:p>
@@ -7660,7 +7697,7 @@
           <w:sz w:val="20"/>
           <w:szCs w:val="20"/>
         </w:rPr>
-        <w:t xml:space="preserve">It never touches your branch. The work arrives as a proposal a person approves or rejects. Automation does the tedious part, humans keep the final say. If you ever change that, you have changed the risk profile of the tool entirely.</w:t>
+        <w:t xml:space="preserve">The CLI needs no credential. It reads files. Everything that touches ACS happens in the pull scripts, which run before the pipeline or beside it, and those take a read only token.</w:t>
       </w:r>
     </w:p>
     <w:p>
@@ -8120,7 +8157,7 @@
                 <w:sz w:val="18"/>
                 <w:szCs w:val="18"/>
               </w:rPr>
-              <w:t xml:space="preserve">Tokens are never persisted</w:t>
+              <w:t xml:space="preserve">The one process the tool ever spawns</w:t>
             </w:r>
           </w:p>
         </w:tc>
@@ -8144,7 +8181,7 @@
                 <w:sz w:val="18"/>
                 <w:szCs w:val="18"/>
               </w:rPr>
-              <w:t xml:space="preserve">Both token fields are password inputs. No token is written to localStorage, sessionStorage, IndexedDB, or a cookie. Tokens are cleared after the request and are absent from every export. The only browser storage used anywhere is the light or dark theme preference. Verified by grep and covered by tests.</w:t>
+              <w:t xml:space="preserve">acs_cli.js --in-place --mode auto runs git status --porcelain through execFileSync with an argument array and no shell, and refuses to overwrite your files if the tree is dirty or is not a repository. It reads, and it remediates nothing. Named here so the guarantee above is exact rather than approximately true.</w:t>
             </w:r>
           </w:p>
         </w:tc>
@@ -8170,7 +8207,7 @@
                 <w:sz w:val="18"/>
                 <w:szCs w:val="18"/>
               </w:rPr>
-              <w:t xml:space="preserve">Live connect is read only</w:t>
+              <w:t xml:space="preserve">No credential can enter a browser tab</w:t>
             </w:r>
           </w:p>
         </w:tc>
@@ -8194,7 +8231,7 @@
                 <w:sz w:val="18"/>
                 <w:szCs w:val="18"/>
               </w:rPr>
-              <w:t xml:space="preserve">Only HTTP GET is issued across all three endpoints. There is no code path that writes to a cluster.</w:t>
+              <w:t xml:space="preserve">The in browser connectors were removed rather than hardened. Neither page contains a password field, a token identifier, a URL field, or a fetch call. The test suite asserts their absence, which is a stronger property than the token handling rules it replaced. The only browser storage used anywhere is the light or dark theme preference.</w:t>
             </w:r>
           </w:p>
         </w:tc>
@@ -8220,7 +8257,7 @@
                 <w:sz w:val="18"/>
                 <w:szCs w:val="18"/>
               </w:rPr>
-              <w:t xml:space="preserve">Nothing applyable is produced without an explicit mode</w:t>
+              <w:t xml:space="preserve">Every cluster call is a GET</w:t>
             </w:r>
           </w:p>
         </w:tc>
@@ -8244,7 +8281,7 @@
                 <w:sz w:val="18"/>
                 <w:szCs w:val="18"/>
               </w:rPr>
-              <w:t xml:space="preserve">report is the default everywhere, unknown modes throw rather than defaulting, and the mode gates the handlers rather than only the buttons. See section 4.</w:t>
+              <w:t xml:space="preserve">The engine connectors, which now serve only the scripts and the CLI, issue no write method. There is no code path anywhere in the tool that writes to a cluster.</w:t>
             </w:r>
           </w:p>
         </w:tc>
@@ -8270,7 +8307,7 @@
                 <w:sz w:val="18"/>
                 <w:szCs w:val="18"/>
               </w:rPr>
-              <w:t xml:space="preserve">No CVE is ever auto remediated</w:t>
+              <w:t xml:space="preserve">The token stays out of ps and out of history</w:t>
             </w:r>
           </w:p>
         </w:tc>
@@ -8294,7 +8331,7 @@
                 <w:sz w:val="18"/>
                 <w:szCs w:val="18"/>
               </w:rPr>
-              <w:t xml:space="preserve">ACS reports fixed package versions, not fixed image tags. applyImagePin only ever writes a value the operator typed, and it goes through the same preview, confirm and undo path as every other fix.</w:t>
+              <w:t xml:space="preserve">The pull scripts read it from the environment or prompt without echo, never as a command argument. TLS is verified by default and --cacert is supported for a private CA.</w:t>
             </w:r>
           </w:p>
         </w:tc>
@@ -8320,7 +8357,7 @@
                 <w:sz w:val="18"/>
                 <w:szCs w:val="18"/>
               </w:rPr>
-              <w:t xml:space="preserve">Hydration is rate limited by construction</w:t>
+              <w:t xml:space="preserve">Nothing applyable is produced without an explicit mode</w:t>
             </w:r>
           </w:p>
         </w:tc>
@@ -8344,7 +8381,7 @@
                 <w:sz w:val="18"/>
                 <w:szCs w:val="18"/>
               </w:rPr>
-              <w:t xml:space="preserve">Alert detail is fetched sequentially and capped at 200. Central is a security control; a report is not worth destabilising it.</w:t>
+              <w:t xml:space="preserve">report is the default everywhere, unknown modes throw rather than defaulting, and the mode gates the handlers rather than only the buttons. See section 4.</w:t>
             </w:r>
           </w:p>
         </w:tc>
@@ -8370,6 +8407,106 @@
                 <w:sz w:val="18"/>
                 <w:szCs w:val="18"/>
               </w:rPr>
+              <w:t xml:space="preserve">No CVE is ever auto remediated</w:t>
+            </w:r>
+          </w:p>
+        </w:tc>
+        <w:tc>
+          <w:tcPr>
+            <w:tcW w:type="dxa" w:w="6300"/>
+            <w:tcMar>
+              <w:top w:type="dxa" w:w="60"/>
+              <w:left w:type="dxa" w:w="90"/>
+              <w:bottom w:type="dxa" w:w="60"/>
+              <w:right w:type="dxa" w:w="90"/>
+            </w:tcMar>
+          </w:tcPr>
+          <w:p>
+            <w:pPr>
+              <w:spacing w:after="0"/>
+            </w:pPr>
+            <w:r>
+              <w:rPr>
+                <w:color w:val="1C2430"/>
+                <w:sz w:val="18"/>
+                <w:szCs w:val="18"/>
+              </w:rPr>
+              <w:t xml:space="preserve">ACS reports fixed package versions, not fixed image tags. applyImagePin only ever writes a value the operator typed, and it goes through the same preview, confirm and undo path as every other fix.</w:t>
+            </w:r>
+          </w:p>
+        </w:tc>
+      </w:tr>
+      <w:tr>
+        <w:tc>
+          <w:tcPr>
+            <w:tcW w:type="dxa" w:w="3000"/>
+            <w:tcMar>
+              <w:top w:type="dxa" w:w="60"/>
+              <w:left w:type="dxa" w:w="90"/>
+              <w:bottom w:type="dxa" w:w="60"/>
+              <w:right w:type="dxa" w:w="90"/>
+            </w:tcMar>
+          </w:tcPr>
+          <w:p>
+            <w:pPr>
+              <w:spacing w:after="0"/>
+            </w:pPr>
+            <w:r>
+              <w:rPr>
+                <w:color w:val="1C2430"/>
+                <w:sz w:val="18"/>
+                <w:szCs w:val="18"/>
+              </w:rPr>
+              <w:t xml:space="preserve">Hydration is rate limited by construction</w:t>
+            </w:r>
+          </w:p>
+        </w:tc>
+        <w:tc>
+          <w:tcPr>
+            <w:tcW w:type="dxa" w:w="6300"/>
+            <w:tcMar>
+              <w:top w:type="dxa" w:w="60"/>
+              <w:left w:type="dxa" w:w="90"/>
+              <w:bottom w:type="dxa" w:w="60"/>
+              <w:right w:type="dxa" w:w="90"/>
+            </w:tcMar>
+          </w:tcPr>
+          <w:p>
+            <w:pPr>
+              <w:spacing w:after="0"/>
+            </w:pPr>
+            <w:r>
+              <w:rPr>
+                <w:color w:val="1C2430"/>
+                <w:sz w:val="18"/>
+                <w:szCs w:val="18"/>
+              </w:rPr>
+              <w:t xml:space="preserve">Alert detail is fetched sequentially and capped at 200. Central is a security control; a report is not worth destabilising it.</w:t>
+            </w:r>
+          </w:p>
+        </w:tc>
+      </w:tr>
+      <w:tr>
+        <w:tc>
+          <w:tcPr>
+            <w:tcW w:type="dxa" w:w="3000"/>
+            <w:tcMar>
+              <w:top w:type="dxa" w:w="60"/>
+              <w:left w:type="dxa" w:w="90"/>
+              <w:bottom w:type="dxa" w:w="60"/>
+              <w:right w:type="dxa" w:w="90"/>
+            </w:tcMar>
+          </w:tcPr>
+          <w:p>
+            <w:pPr>
+              <w:spacing w:after="0"/>
+            </w:pPr>
+            <w:r>
+              <w:rPr>
+                <w:color w:val="1C2430"/>
+                <w:sz w:val="18"/>
+                <w:szCs w:val="18"/>
+              </w:rPr>
               <w:t xml:space="preserve">No telemetry, no phone home</w:t>
             </w:r>
           </w:p>
@@ -8394,7 +8531,7 @@
                 <w:sz w:val="18"/>
                 <w:szCs w:val="18"/>
               </w:rPr>
-              <w:t xml:space="preserve">The browser pages make no outbound request except the live connect calls you explicitly trigger.</w:t>
+              <w:t xml:space="preserve">The browser pages make no outbound request at all. There is no fetch call in either of them.</w:t>
             </w:r>
           </w:p>
         </w:tc>
@@ -8556,7 +8693,7 @@
           <w:sz w:val="21"/>
           <w:szCs w:val="21"/>
         </w:rPr>
-        <w:t xml:space="preserve">The credential exposure window is a live token in a browser tab for the duration of a request. Mitigate with short lived least privilege tokens rather than by trusting the tab.</w:t>
+        <w:t xml:space="preserve">There is no longer a credential exposure window in the browser, because there is no longer a credential in the browser. The window moved to the shell, where a short lived least privilege token is read from the environment, kept out of ps and out of history, and used for GETs only. This is a smaller window in a place with better controls, which is the point of moving it.</w:t>
       </w:r>
     </w:p>
     <w:p>
@@ -9376,7 +9513,7 @@
                 <w:sz w:val="18"/>
                 <w:szCs w:val="18"/>
               </w:rPr>
-              <w:t xml:space="preserve">Check for a duplicate copy of the tree, such as the # directory in the KYSA folder. Delete duplicates rather than working around them.</w:t>
+              <w:t xml:space="preserve">Check for a duplicate copy of the tree in your working folder. Editing the wrong copy produces no error, just a change with no effect. Delete duplicates rather than working around them.</w:t>
             </w:r>
           </w:p>
         </w:tc>
@@ -9651,7 +9788,7 @@
         <w:sz w:val="16"/>
         <w:szCs w:val="16"/>
       </w:rPr>
-      <w:t xml:space="preserve">Administration Guide  |  KYSA and ACS Auditor</w:t>
+      <w:t xml:space="preserve">Administration Guide  |  ACS Auditor</w:t>
     </w:r>
   </w:p>
 </w:hdr>

--- a/docs/DJ_Security_Tooling_Administration_Guide.docx
+++ b/docs/DJ_Security_Tooling_Administration_Guide.docx
@@ -4981,6 +4981,154 @@
                 <w:sz w:val="18"/>
                 <w:szCs w:val="18"/>
               </w:rPr>
+              <w:t xml:space="preserve">scripts.cjs</w:t>
+            </w:r>
+          </w:p>
+        </w:tc>
+        <w:tc>
+          <w:tcPr>
+            <w:tcW w:type="dxa" w:w="900"/>
+            <w:tcMar>
+              <w:top w:type="dxa" w:w="60"/>
+              <w:left w:type="dxa" w:w="90"/>
+              <w:bottom w:type="dxa" w:w="60"/>
+              <w:right w:type="dxa" w:w="90"/>
+            </w:tcMar>
+          </w:tcPr>
+          <w:p>
+            <w:pPr>
+              <w:spacing w:after="0"/>
+            </w:pPr>
+            <w:r>
+              <w:rPr>
+                <w:color w:val="1C2430"/>
+                <w:sz w:val="18"/>
+                <w:szCs w:val="18"/>
+              </w:rPr>
+              <w:t xml:space="preserve">21</w:t>
+            </w:r>
+          </w:p>
+        </w:tc>
+        <w:tc>
+          <w:tcPr>
+            <w:tcW w:type="dxa" w:w="6500"/>
+            <w:tcMar>
+              <w:top w:type="dxa" w:w="60"/>
+              <w:left w:type="dxa" w:w="90"/>
+              <w:bottom w:type="dxa" w:w="60"/>
+              <w:right w:type="dxa" w:w="90"/>
+            </w:tcMar>
+          </w:tcPr>
+          <w:p>
+            <w:pPr>
+              <w:spacing w:after="0"/>
+            </w:pPr>
+            <w:r>
+              <w:rPr>
+                <w:color w:val="1C2430"/>
+                <w:sz w:val="18"/>
+                <w:szCs w:val="18"/>
+              </w:rPr>
+              <w:t xml:space="preserve">The shell scripts agree with each other: same trust source, no token over an unverified connection, insecure never the default.</w:t>
+            </w:r>
+          </w:p>
+        </w:tc>
+      </w:tr>
+      <w:tr>
+        <w:tc>
+          <w:tcPr>
+            <w:tcW w:type="dxa" w:w="1900"/>
+            <w:tcMar>
+              <w:top w:type="dxa" w:w="60"/>
+              <w:left w:type="dxa" w:w="90"/>
+              <w:bottom w:type="dxa" w:w="60"/>
+              <w:right w:type="dxa" w:w="90"/>
+            </w:tcMar>
+          </w:tcPr>
+          <w:p>
+            <w:pPr>
+              <w:spacing w:after="0"/>
+            </w:pPr>
+            <w:r>
+              <w:rPr>
+                <w:color w:val="1C2430"/>
+                <w:sz w:val="18"/>
+                <w:szCs w:val="18"/>
+              </w:rPr>
+              <w:t xml:space="preserve">posture_platform.cjs</w:t>
+            </w:r>
+          </w:p>
+        </w:tc>
+        <w:tc>
+          <w:tcPr>
+            <w:tcW w:type="dxa" w:w="900"/>
+            <w:tcMar>
+              <w:top w:type="dxa" w:w="60"/>
+              <w:left w:type="dxa" w:w="90"/>
+              <w:bottom w:type="dxa" w:w="60"/>
+              <w:right w:type="dxa" w:w="90"/>
+            </w:tcMar>
+          </w:tcPr>
+          <w:p>
+            <w:pPr>
+              <w:spacing w:after="0"/>
+            </w:pPr>
+            <w:r>
+              <w:rPr>
+                <w:color w:val="1C2430"/>
+                <w:sz w:val="18"/>
+                <w:szCs w:val="18"/>
+              </w:rPr>
+              <w:t xml:space="preserve">35</w:t>
+            </w:r>
+          </w:p>
+        </w:tc>
+        <w:tc>
+          <w:tcPr>
+            <w:tcW w:type="dxa" w:w="6500"/>
+            <w:tcMar>
+              <w:top w:type="dxa" w:w="60"/>
+              <w:left w:type="dxa" w:w="90"/>
+              <w:bottom w:type="dxa" w:w="60"/>
+              <w:right w:type="dxa" w:w="90"/>
+            </w:tcMar>
+          </w:tcPr>
+          <w:p>
+            <w:pPr>
+              <w:spacing w:after="0"/>
+            </w:pPr>
+            <w:r>
+              <w:rPr>
+                <w:color w:val="1C2430"/>
+                <w:sz w:val="18"/>
+                <w:szCs w:val="18"/>
+              </w:rPr>
+              <w:t xml:space="preserve">No posture score over zero manifests, and the per object platform override.</w:t>
+            </w:r>
+          </w:p>
+        </w:tc>
+      </w:tr>
+      <w:tr>
+        <w:tc>
+          <w:tcPr>
+            <w:tcW w:type="dxa" w:w="1900"/>
+            <w:tcMar>
+              <w:top w:type="dxa" w:w="60"/>
+              <w:left w:type="dxa" w:w="90"/>
+              <w:bottom w:type="dxa" w:w="60"/>
+              <w:right w:type="dxa" w:w="90"/>
+            </w:tcMar>
+          </w:tcPr>
+          <w:p>
+            <w:pPr>
+              <w:spacing w:after="0"/>
+            </w:pPr>
+            <w:r>
+              <w:rPr>
+                <w:color w:val="1C2430"/>
+                <w:sz w:val="18"/>
+                <w:szCs w:val="18"/>
+              </w:rPr>
               <w:t xml:space="preserve">cli_violations.cjs</w:t>
             </w:r>
           </w:p>
@@ -7996,7 +8144,235 @@
           <w:sz w:val="21"/>
           <w:szCs w:val="21"/>
         </w:rPr>
-        <w:t xml:space="preserve">13. Security posture of the tooling itself</w:t>
+        <w:t xml:space="preserve">13. Two defects worth keeping in mind</w:t>
+      </w:r>
+    </w:p>
+    <w:p>
+      <w:pPr>
+        <w:spacing w:after="120"/>
+      </w:pPr>
+      <w:r>
+        <w:rPr>
+          <w:sz w:val="21"/>
+          <w:szCs w:val="21"/>
+        </w:rPr>
+        <w:t xml:space="preserve">Both were found by a user rather than by the suite, and both are the kind of thing a maintainer can reintroduce without noticing.</w:t>
+      </w:r>
+    </w:p>
+    <w:p>
+      <w:pPr>
+        <w:pStyle w:val="Heading2"/>
+        <w:spacing w:after="100" w:before="240"/>
+      </w:pPr>
+      <w:r>
+        <w:rPr>
+          <w:sz w:val="21"/>
+          <w:szCs w:val="21"/>
+        </w:rPr>
+        <w:t xml:space="preserve">A score with an empty denominator</w:t>
+      </w:r>
+    </w:p>
+    <w:p>
+      <w:pPr>
+        <w:pBdr>
+          <w:top w:val="single" w:color="FDECEA" w:sz="2"/>
+          <w:bottom w:val="single" w:color="FDECEA" w:sz="2"/>
+          <w:left w:val="single" w:color="CF222E" w:sz="18"/>
+        </w:pBdr>
+        <w:shd w:fill="FDECEA" w:val="clear"/>
+        <w:spacing w:after="0" w:before="120"/>
+        <w:ind w:left="160" w:right="160"/>
+      </w:pPr>
+      <w:r>
+        <w:rPr>
+          <w:b/>
+          <w:bCs/>
+          <w:color w:val="1C2430"/>
+          <w:sz w:val="20"/>
+          <w:szCs w:val="20"/>
+        </w:rPr>
+        <w:t xml:space="preserve">The tool reported 100 out of 100, Grade A, on a cluster it had not measured</w:t>
+      </w:r>
+    </w:p>
+    <w:p>
+      <w:pPr>
+        <w:pBdr>
+          <w:top w:val="single" w:color="FDECEA" w:sz="2"/>
+          <w:bottom w:val="single" w:color="FDECEA" w:sz="2"/>
+          <w:left w:val="single" w:color="CF222E" w:sz="18"/>
+        </w:pBdr>
+        <w:shd w:fill="FDECEA" w:val="clear"/>
+        <w:spacing w:after="40"/>
+        <w:ind w:left="160" w:right="160"/>
+      </w:pPr>
+      <w:r>
+        <w:rPr>
+          <w:color w:val="1C2430"/>
+          <w:sz w:val="20"/>
+          <w:szCs w:val="20"/>
+        </w:rPr>
+        <w:t xml:space="preserve">The posture denominator comes from what was scanned. Load an ACS export and no YAML and that denominator is empty, so the arithmetic returns a perfect score.</w:t>
+      </w:r>
+    </w:p>
+    <w:p>
+      <w:pPr>
+        <w:pBdr>
+          <w:top w:val="single" w:color="FDECEA" w:sz="2"/>
+          <w:bottom w:val="single" w:color="FDECEA" w:sz="2"/>
+          <w:left w:val="single" w:color="CF222E" w:sz="18"/>
+        </w:pBdr>
+        <w:shd w:fill="FDECEA" w:val="clear"/>
+        <w:spacing w:after="40"/>
+        <w:ind w:left="160" w:right="160"/>
+      </w:pPr>
+      <w:r>
+        <w:rPr>
+          <w:color w:val="1C2430"/>
+          <w:sz w:val="20"/>
+          <w:szCs w:val="20"/>
+        </w:rPr>
+        <w:t xml:space="preserve">The CLI already refused to print it. Neither page did, so an operator working in the browser saw a green A. That is the most misleading output this tool is capable of, and it existed for several releases.</w:t>
+      </w:r>
+    </w:p>
+    <w:p>
+      <w:pPr>
+        <w:pBdr>
+          <w:top w:val="single" w:color="FDECEA" w:sz="2"/>
+          <w:bottom w:val="single" w:color="FDECEA" w:sz="2"/>
+          <w:left w:val="single" w:color="CF222E" w:sz="18"/>
+        </w:pBdr>
+        <w:shd w:fill="FDECEA" w:val="clear"/>
+        <w:spacing w:after="40"/>
+        <w:ind w:left="160" w:right="160"/>
+      </w:pPr>
+      <w:r>
+        <w:rPr>
+          <w:color w:val="1C2430"/>
+          <w:sz w:val="20"/>
+          <w:szCs w:val="20"/>
+        </w:rPr>
+        <w:t xml:space="preserve">The guard is now in all three surfaces, and test/posture_platform.cjs asserts it runs BEFORE the score is computed rather than after. When you add a fourth surface, add the guard with it.</w:t>
+      </w:r>
+    </w:p>
+    <w:p>
+      <w:pPr>
+        <w:pBdr>
+          <w:top w:val="single" w:color="FDECEA" w:sz="2"/>
+          <w:bottom w:val="single" w:color="FDECEA" w:sz="2"/>
+          <w:left w:val="single" w:color="CF222E" w:sz="18"/>
+        </w:pBdr>
+        <w:shd w:fill="FDECEA" w:val="clear"/>
+        <w:spacing w:after="160"/>
+        <w:ind w:left="160" w:right="160"/>
+      </w:pPr>
+      <w:r>
+        <w:rPr>
+          <w:color w:val="1C2430"/>
+          <w:sz w:val="20"/>
+          <w:szCs w:val="20"/>
+        </w:rPr>
+        <w:t xml:space="preserve">The first version of the guard returned early and hid the violations panel along with the score, which turned "refuse to show a meaningless number" into "hide what the operator came for". The page tests caught that one.</w:t>
+      </w:r>
+    </w:p>
+    <w:p>
+      <w:pPr>
+        <w:pStyle w:val="Heading2"/>
+        <w:spacing w:after="100" w:before="240"/>
+      </w:pPr>
+      <w:r>
+        <w:rPr>
+          <w:sz w:val="21"/>
+          <w:szCs w:val="21"/>
+        </w:rPr>
+        <w:t xml:space="preserve">A refusal built on a guess that did not say it was guessing</w:t>
+      </w:r>
+    </w:p>
+    <w:p>
+      <w:pPr>
+        <w:spacing w:after="120"/>
+      </w:pPr>
+      <w:r>
+        <w:rPr>
+          <w:sz w:val="21"/>
+          <w:szCs w:val="21"/>
+        </w:rPr>
+        <w:t xml:space="preserve">Violations on platform components are refused, which is correct: the owning operator reverts manual edits. But when ACS does not send platformComponent, the classification falls back to matching the namespace, and that guess is wrong in both directions.</w:t>
+      </w:r>
+    </w:p>
+    <w:p>
+      <w:pPr>
+        <w:spacing w:after="120"/>
+      </w:pPr>
+      <w:r>
+        <w:rPr>
+          <w:sz w:val="21"/>
+          <w:szCs w:val="21"/>
+        </w:rPr>
+        <w:t xml:space="preserve">A privilege escalation finding on a workload a team owned, in a namespace that happened to match, was refused permanently with no way to say otherwise. The policy existed, was auto fixable and had a patch template. Nothing was missing except an admission that the tool was guessing.</w:t>
+      </w:r>
+    </w:p>
+    <w:p>
+      <w:pPr>
+        <w:pStyle w:val="ListParagraph"/>
+        <w:numPr>
+          <w:ilvl w:val="0"/>
+          <w:numId w:val="2"/>
+        </w:numPr>
+        <w:spacing w:after="70"/>
+      </w:pPr>
+      <w:r>
+        <w:rPr>
+          <w:sz w:val="21"/>
+          <w:szCs w:val="21"/>
+        </w:rPr>
+        <w:t xml:space="preserve">rec.platformSource records which signal decided: acs or namespace. Preserve it if you touch the import.</w:t>
+      </w:r>
+    </w:p>
+    <w:p>
+      <w:pPr>
+        <w:pStyle w:val="ListParagraph"/>
+        <w:numPr>
+          <w:ilvl w:val="0"/>
+          <w:numId w:val="2"/>
+        </w:numPr>
+        <w:spacing w:after="70"/>
+      </w:pPr>
+      <w:r>
+        <w:rPr>
+          <w:sz w:val="21"/>
+          <w:szCs w:val="21"/>
+        </w:rPr>
+        <w:t xml:space="preserve">violationFixability takes an options object with overridePlatform. buildViolationPatch re-derives fixability, so it must be passed the same options: not doing so was a real bug in which the override silently produced nothing.</w:t>
+      </w:r>
+    </w:p>
+    <w:p>
+      <w:pPr>
+        <w:pStyle w:val="ListParagraph"/>
+        <w:numPr>
+          <w:ilvl w:val="0"/>
+          <w:numId w:val="2"/>
+        </w:numPr>
+        <w:spacing w:after="70"/>
+      </w:pPr>
+      <w:r>
+        <w:rPr>
+          <w:sz w:val="21"/>
+          <w:szCs w:val="21"/>
+        </w:rPr>
+        <w:t xml:space="preserve">An override is a Set of violation keys, never a boolean. Per object, never global.</w:t>
+      </w:r>
+    </w:p>
+    <w:p>
+      <w:pPr>
+        <w:pStyle w:val="Heading1"/>
+        <w:spacing w:after="140" w:before="320"/>
+      </w:pPr>
+      <w:r>
+        <w:rPr>
+          <w:sz w:val="21"/>
+          <w:szCs w:val="21"/>
+        </w:rPr>
+        <w:t xml:space="preserve">14. Security posture of the tooling itself</w:t>
       </w:r>
     </w:p>
     <w:p>
@@ -8740,7 +9116,7 @@
           <w:sz w:val="21"/>
           <w:szCs w:val="21"/>
         </w:rPr>
-        <w:t xml:space="preserve">14. Maintainer troubleshooting</w:t>
+        <w:t xml:space="preserve">15. Maintainer troubleshooting</w:t>
       </w:r>
     </w:p>
     <w:tbl>
@@ -9529,7 +9905,7 @@
           <w:sz w:val="21"/>
           <w:szCs w:val="21"/>
         </w:rPr>
-        <w:t xml:space="preserve">15. Ownership and escalation</w:t>
+        <w:t xml:space="preserve">16. Ownership and escalation</w:t>
       </w:r>
     </w:p>
     <w:p>

--- a/docs/DJ_Security_Tooling_Administration_Guide.docx
+++ b/docs/DJ_Security_Tooling_Administration_Guide.docx
@@ -65,7 +65,7 @@
           <w:sz w:val="22"/>
           <w:szCs w:val="22"/>
         </w:rPr>
-        <w:t xml:space="preserve">Covers DJ's ACS Auditor v1.0</w:t>
+        <w:t xml:space="preserve">Covers DJ's ACS Auditor v1.2.0</w:t>
       </w:r>
     </w:p>
     <w:p>
@@ -462,7 +462,7 @@
           <w:sz w:val="21"/>
           <w:szCs w:val="21"/>
         </w:rPr>
-        <w:t xml:space="preserve">One tool, in one repository, with three surfaces over a single engine. The auditor page reads and scores. The remediation page proposes and applies text edits to YAML. The command line does either, headless, for a pipeline. All three load acs_policies.js and none of them reimplements a check.</w:t>
+        <w:t xml:space="preserve">One tool, in one repository, with two surfaces over a single engine. The browser page reads, scores and applies text edits to YAML across two tabs. The command line does the same work headless, for a pipeline. Both load acs_policies.js and neither reimplements a check.</w:t>
       </w:r>
     </w:p>
     <w:tbl>
@@ -535,7 +535,7 @@
                 <w:sz w:val="18"/>
                 <w:szCs w:val="18"/>
               </w:rPr>
-              <w:t xml:space="preserve">DJ's ACS Auditor v1.0</w:t>
+              <w:t xml:space="preserve">DJ's ACS Auditor v1.2.0</w:t>
             </w:r>
           </w:p>
         </w:tc>
@@ -735,7 +735,7 @@
                 <w:sz w:val="18"/>
                 <w:szCs w:val="18"/>
               </w:rPr>
-              <w:t xml:space="preserve">Auditor page, remediation page, pull scripts, command line</w:t>
+              <w:t xml:space="preserve">One page with an Audit and a Remediate tab, pull scripts, command line</w:t>
             </w:r>
           </w:p>
         </w:tc>
@@ -785,7 +785,7 @@
                 <w:sz w:val="18"/>
                 <w:szCs w:val="18"/>
               </w:rPr>
-              <w:t xml:space="preserve">The pages hand you files to download. The CLI writes only where you point it, and only in manual or auto mode</w:t>
+              <w:t xml:space="preserve">The page hands you files to download. The CLI writes only where you point it, and only in manual or auto mode</w:t>
             </w:r>
           </w:p>
         </w:tc>
@@ -835,7 +835,7 @@
                 <w:sz w:val="18"/>
                 <w:szCs w:val="18"/>
               </w:rPr>
-              <w:t xml:space="preserve">The pages never do. The scripts and the CLI issue GET only</w:t>
+              <w:t xml:space="preserve">The page never does. The scripts and the CLI issue GET only</w:t>
             </w:r>
           </w:p>
         </w:tc>
@@ -885,7 +885,7 @@
                 <w:sz w:val="18"/>
                 <w:szCs w:val="18"/>
               </w:rPr>
-              <w:t xml:space="preserve">694 across the engine, the pages and the command line</w:t>
+              <w:t xml:space="preserve">823 across the engine, the page, the scripts and the command line</w:t>
             </w:r>
           </w:p>
         </w:tc>
@@ -1180,7 +1180,7 @@
                 <w:sz w:val="18"/>
                 <w:szCs w:val="18"/>
               </w:rPr>
-              <w:t xml:space="preserve">Read only audit surface.</w:t>
+              <w:t xml:space="preserve">The whole browser surface. An Audit tab that reads, scores and reports, and a Remediate tab that edits your YAML with preview, confirm, step through and undo. One mode gate governs both.</w:t>
             </w:r>
           </w:p>
         </w:tc>
@@ -1206,7 +1206,7 @@
                 <w:sz w:val="18"/>
                 <w:szCs w:val="18"/>
               </w:rPr>
-              <w:t xml:space="preserve">dj_acs_remediation.html</w:t>
+              <w:t xml:space="preserve">vendor/</w:t>
             </w:r>
           </w:p>
         </w:tc>
@@ -1230,7 +1230,7 @@
                 <w:sz w:val="18"/>
                 <w:szCs w:val="18"/>
               </w:rPr>
-              <w:t xml:space="preserve">Interactive fix surface with preview, confirm, step through, and undo.</w:t>
+              <w:t xml:space="preserve">Identical js-yaml and JSZip builds.</w:t>
             </w:r>
           </w:p>
         </w:tc>
@@ -1256,7 +1256,7 @@
                 <w:sz w:val="18"/>
                 <w:szCs w:val="18"/>
               </w:rPr>
-              <w:t xml:space="preserve">vendor/</w:t>
+              <w:t xml:space="preserve">acs_cli.js</w:t>
             </w:r>
           </w:p>
         </w:tc>
@@ -1280,7 +1280,7 @@
                 <w:sz w:val="18"/>
                 <w:szCs w:val="18"/>
               </w:rPr>
-              <w:t xml:space="preserve">Identical js-yaml and JSZip builds.</w:t>
+              <w:t xml:space="preserve">Headless runner. Same engine, same output, no cluster access.</w:t>
             </w:r>
           </w:p>
         </w:tc>
@@ -1306,7 +1306,7 @@
                 <w:sz w:val="18"/>
                 <w:szCs w:val="18"/>
               </w:rPr>
-              <w:t xml:space="preserve">acs_cli.js</w:t>
+              <w:t xml:space="preserve">acs.sh, acs.ps1, acs.cmd</w:t>
             </w:r>
           </w:p>
         </w:tc>
@@ -1330,7 +1330,7 @@
                 <w:sz w:val="18"/>
                 <w:szCs w:val="18"/>
               </w:rPr>
-              <w:t xml:space="preserve">Headless runner. Same engine, same output, no cluster access.</w:t>
+              <w:t xml:space="preserve">Wrappers so the switches are identical across Bash, PowerShell and Command Prompt.</w:t>
             </w:r>
           </w:p>
         </w:tc>
@@ -1356,7 +1356,7 @@
                 <w:sz w:val="18"/>
                 <w:szCs w:val="18"/>
               </w:rPr>
-              <w:t xml:space="preserve">acs.sh, acs.ps1, acs.cmd</w:t>
+              <w:t xml:space="preserve">scripts/</w:t>
             </w:r>
           </w:p>
         </w:tc>
@@ -1380,7 +1380,7 @@
                 <w:sz w:val="18"/>
                 <w:szCs w:val="18"/>
               </w:rPr>
-              <w:t xml:space="preserve">Wrappers so the switches are identical across Bash, PowerShell and Command Prompt.</w:t>
+              <w:t xml:space="preserve">The ACS pull scripts. Preflight, full pull, an oc port forward variant, and PowerShell and SSH equivalents.</w:t>
             </w:r>
           </w:p>
         </w:tc>
@@ -1406,7 +1406,7 @@
                 <w:sz w:val="18"/>
                 <w:szCs w:val="18"/>
               </w:rPr>
-              <w:t xml:space="preserve">scripts/</w:t>
+              <w:t xml:space="preserve">test/*.cjs</w:t>
             </w:r>
           </w:p>
         </w:tc>
@@ -1430,57 +1430,7 @@
                 <w:sz w:val="18"/>
                 <w:szCs w:val="18"/>
               </w:rPr>
-              <w:t xml:space="preserve">The ACS pull scripts. Preflight, full pull, an oc port forward variant, and PowerShell and SSH equivalents.</w:t>
-            </w:r>
-          </w:p>
-        </w:tc>
-      </w:tr>
-      <w:tr>
-        <w:tc>
-          <w:tcPr>
-            <w:tcW w:type="dxa" w:w="3600"/>
-            <w:tcMar>
-              <w:top w:type="dxa" w:w="60"/>
-              <w:left w:type="dxa" w:w="90"/>
-              <w:bottom w:type="dxa" w:w="60"/>
-              <w:right w:type="dxa" w:w="90"/>
-            </w:tcMar>
-          </w:tcPr>
-          <w:p>
-            <w:pPr>
-              <w:spacing w:after="0"/>
-            </w:pPr>
-            <w:r>
-              <w:rPr>
-                <w:color w:val="1C2430"/>
-                <w:sz w:val="18"/>
-                <w:szCs w:val="18"/>
-              </w:rPr>
-              <w:t xml:space="preserve">test/*.cjs</w:t>
-            </w:r>
-          </w:p>
-        </w:tc>
-        <w:tc>
-          <w:tcPr>
-            <w:tcW w:type="dxa" w:w="5700"/>
-            <w:tcMar>
-              <w:top w:type="dxa" w:w="60"/>
-              <w:left w:type="dxa" w:w="90"/>
-              <w:bottom w:type="dxa" w:w="60"/>
-              <w:right w:type="dxa" w:w="90"/>
-            </w:tcMar>
-          </w:tcPr>
-          <w:p>
-            <w:pPr>
-              <w:spacing w:after="0"/>
-            </w:pPr>
-            <w:r>
-              <w:rPr>
-                <w:color w:val="1C2430"/>
-                <w:sz w:val="18"/>
-                <w:szCs w:val="18"/>
-              </w:rPr>
-              <w:t xml:space="preserve">smoke, fixes, import, flow, live, vuln, hardening, cli, kubejson, platform, exports, cli_violations. page.cjs needs jsdom and skips cleanly without it.</w:t>
+              <w:t xml:space="preserve">smoke, fixes, import, flow, live, vuln, hardening, cli, kubejson, platform, exports, cli_violations, scripts, posture_platform, version. page.cjs needs jsdom and skips cleanly without it.</w:t>
             </w:r>
           </w:p>
         </w:tc>
@@ -1781,6 +1731,108 @@
     </w:p>
     <w:p>
       <w:pPr>
+        <w:pBdr>
+          <w:top w:val="single" w:color="FFF8E1" w:sz="2"/>
+          <w:bottom w:val="single" w:color="FFF8E1" w:sz="2"/>
+          <w:left w:val="single" w:color="D4A72C" w:sz="18"/>
+        </w:pBdr>
+        <w:shd w:fill="FFF8E1" w:val="clear"/>
+        <w:spacing w:after="0" w:before="120"/>
+        <w:ind w:left="160" w:right="160"/>
+      </w:pPr>
+      <w:r>
+        <w:rPr>
+          <w:b/>
+          <w:bCs/>
+          <w:color w:val="1C2430"/>
+          <w:sz w:val="20"/>
+          <w:szCs w:val="20"/>
+        </w:rPr>
+        <w:t xml:space="preserve">The merge of the two pages in 1.2.0, and what it was actually about</w:t>
+      </w:r>
+    </w:p>
+    <w:p>
+      <w:pPr>
+        <w:pBdr>
+          <w:top w:val="single" w:color="FFF8E1" w:sz="2"/>
+          <w:bottom w:val="single" w:color="FFF8E1" w:sz="2"/>
+          <w:left w:val="single" w:color="D4A72C" w:sz="18"/>
+        </w:pBdr>
+        <w:shd w:fill="FFF8E1" w:val="clear"/>
+        <w:spacing w:after="40"/>
+        <w:ind w:left="160" w:right="160"/>
+      </w:pPr>
+      <w:r>
+        <w:rPr>
+          <w:color w:val="1C2430"/>
+          <w:sz w:val="20"/>
+          <w:szCs w:val="20"/>
+        </w:rPr>
+        <w:t xml:space="preserve">Until 1.2.0 there were two HTML files. Eighteen function names existed in both, ten of them byte identical, kept in step by hand.</w:t>
+      </w:r>
+    </w:p>
+    <w:p>
+      <w:pPr>
+        <w:pBdr>
+          <w:top w:val="single" w:color="FFF8E1" w:sz="2"/>
+          <w:bottom w:val="single" w:color="FFF8E1" w:sz="2"/>
+          <w:left w:val="single" w:color="D4A72C" w:sz="18"/>
+        </w:pBdr>
+        <w:shd w:fill="FFF8E1" w:val="clear"/>
+        <w:spacing w:after="40"/>
+        <w:ind w:left="160" w:right="160"/>
+      </w:pPr>
+      <w:r>
+        <w:rPr>
+          <w:color w:val="1C2430"/>
+          <w:sz w:val="20"/>
+          <w:szCs w:val="20"/>
+        </w:rPr>
+        <w:t xml:space="preserve">That is not a tidiness problem, it is a correctness one. A fix would land on one surface and not the other, and nothing in the suite could see it because each page was tested against its own copy. It happened more than once.</w:t>
+      </w:r>
+    </w:p>
+    <w:p>
+      <w:pPr>
+        <w:pBdr>
+          <w:top w:val="single" w:color="FFF8E1" w:sz="2"/>
+          <w:bottom w:val="single" w:color="FFF8E1" w:sz="2"/>
+          <w:left w:val="single" w:color="D4A72C" w:sz="18"/>
+        </w:pBdr>
+        <w:shd w:fill="FFF8E1" w:val="clear"/>
+        <w:spacing w:after="40"/>
+        <w:ind w:left="160" w:right="160"/>
+      </w:pPr>
+      <w:r>
+        <w:rPr>
+          <w:color w:val="1C2430"/>
+          <w:sz w:val="20"/>
+          <w:szCs w:val="20"/>
+        </w:rPr>
+        <w:t xml:space="preserve">Merging them surfaced three controls that had markup and no listener: four CVE filter checkboxes read inside a render function but never bound to a change event, and two download buttons referenced nowhere in the script at all. Engine tests cannot catch that, because they call the render function directly, which is exactly the step a missing listener skips.</w:t>
+      </w:r>
+    </w:p>
+    <w:p>
+      <w:pPr>
+        <w:pBdr>
+          <w:top w:val="single" w:color="FFF8E1" w:sz="2"/>
+          <w:bottom w:val="single" w:color="FFF8E1" w:sz="2"/>
+          <w:left w:val="single" w:color="D4A72C" w:sz="18"/>
+        </w:pBdr>
+        <w:shd w:fill="FFF8E1" w:val="clear"/>
+        <w:spacing w:after="160"/>
+        <w:ind w:left="160" w:right="160"/>
+      </w:pPr>
+      <w:r>
+        <w:rPr>
+          <w:color w:val="1C2430"/>
+          <w:sz w:val="20"/>
+          <w:szCs w:val="20"/>
+        </w:rPr>
+        <w:t xml:space="preserve">If you add a third surface, add it to test/page.cjs in the same commit, and drive the controls rather than calling the renderers.</w:t>
+      </w:r>
+    </w:p>
+    <w:p>
+      <w:pPr>
         <w:pStyle w:val="Heading2"/>
         <w:spacing w:after="100" w:before="240"/>
       </w:pPr>
@@ -2595,7 +2647,7 @@
           <w:sz w:val="21"/>
           <w:szCs w:val="21"/>
         </w:rPr>
-        <w:t xml:space="preserve">Enforcement in the pages</w:t>
+        <w:t xml:space="preserve">Enforcement on the page</w:t>
       </w:r>
     </w:p>
     <w:p>
@@ -2607,7 +2659,7 @@
           <w:sz w:val="21"/>
           <w:szCs w:val="21"/>
         </w:rPr>
-        <w:t xml:space="preserve">Gate the handler, not only the button. A disabled attribute is a hint about state; it is trivially bypassed from a console and it is not a control. On the remediation page every write path calls requireMode() as its first statement, and test/page.cjs proves it by invoking startStepping() and reviewApplyAll() directly in report mode and asserting the history is unchanged.</w:t>
+        <w:t xml:space="preserve">Gate the handler, not only the button. A disabled attribute is a hint about state; it is trivially bypassed from a console and it is not a control. On the Remediate tab every write path calls requireMode() as its first statement, and test/page.cjs proves it by invoking startStepping() and reviewApplyAll() directly in report mode and asserting the history is unchanged.</w:t>
       </w:r>
     </w:p>
     <w:p>
@@ -7943,7 +7995,7 @@
           <w:sz w:val="21"/>
           <w:szCs w:val="21"/>
         </w:rPr>
-        <w:t xml:space="preserve">Confirm report mode still produces nothing applyable, on both pages and the command line. This is the control most likely to be weakened by accident while adding a feature.</w:t>
+        <w:t xml:space="preserve">Confirm report mode still produces nothing applyable, on both tabs and the command line. This is the control most likely to be weakened by accident while adding a feature.</w:t>
       </w:r>
     </w:p>
     <w:p>
@@ -8957,7 +9009,7 @@
                 <w:sz w:val="18"/>
                 <w:szCs w:val="18"/>
               </w:rPr>
-              <w:t xml:space="preserve">Dependencies are vendored. The pages load nothing from a CDN.</w:t>
+              <w:t xml:space="preserve">Dependencies are vendored. The page loads nothing from a CDN.</w:t>
             </w:r>
           </w:p>
         </w:tc>
@@ -9116,7 +9168,543 @@
           <w:sz w:val="21"/>
           <w:szCs w:val="21"/>
         </w:rPr>
-        <w:t xml:space="preserve">15. Maintainer troubleshooting</w:t>
+        <w:t xml:space="preserve">15. Running where Node cannot be installed</w:t>
+      </w:r>
+    </w:p>
+    <w:p>
+      <w:pPr>
+        <w:spacing w:after="120"/>
+      </w:pPr>
+      <w:r>
+        <w:rPr>
+          <w:sz w:val="21"/>
+          <w:szCs w:val="21"/>
+        </w:rPr>
+        <w:t xml:space="preserve">A hardened host in a controlled enclave often has curl and jq and no route to install anything else. That machine is a first class target for this tool, not an edge case, so the split is deliberate.</w:t>
+      </w:r>
+    </w:p>
+    <w:tbl>
+      <w:tblPr>
+        <w:tblW w:type="dxa" w:w="9300"/>
+        <w:tblBorders>
+          <w:top w:val="single" w:color="D0D7DE" w:sz="2"/>
+          <w:left w:val="single" w:color="D0D7DE" w:sz="2"/>
+          <w:bottom w:val="single" w:color="D0D7DE" w:sz="2"/>
+          <w:right w:val="single" w:color="D0D7DE" w:sz="2"/>
+          <w:insideH w:val="single" w:color="D0D7DE" w:sz="2"/>
+          <w:insideV w:val="single" w:color="D0D7DE" w:sz="2"/>
+        </w:tblBorders>
+      </w:tblPr>
+      <w:tblGrid>
+        <w:gridCol w:w="2400"/>
+        <w:gridCol w:w="2000"/>
+        <w:gridCol w:w="4900"/>
+      </w:tblGrid>
+      <w:tr>
+        <w:trPr>
+          <w:tblHeader/>
+        </w:trPr>
+        <w:tc>
+          <w:tcPr>
+            <w:tcW w:type="dxa" w:w="2400"/>
+            <w:shd w:fill="EEF3FA" w:val="clear"/>
+            <w:tcMar>
+              <w:top w:type="dxa" w:w="60"/>
+              <w:left w:type="dxa" w:w="90"/>
+              <w:bottom w:type="dxa" w:w="60"/>
+              <w:right w:type="dxa" w:w="90"/>
+            </w:tcMar>
+          </w:tcPr>
+          <w:p>
+            <w:pPr>
+              <w:spacing w:after="0"/>
+            </w:pPr>
+            <w:r>
+              <w:rPr>
+                <w:b/>
+                <w:bCs/>
+                <w:color w:val="1C2430"/>
+                <w:sz w:val="18"/>
+                <w:szCs w:val="18"/>
+              </w:rPr>
+              <w:t xml:space="preserve">Surface</w:t>
+            </w:r>
+          </w:p>
+        </w:tc>
+        <w:tc>
+          <w:tcPr>
+            <w:tcW w:type="dxa" w:w="2000"/>
+            <w:shd w:fill="EEF3FA" w:val="clear"/>
+            <w:tcMar>
+              <w:top w:type="dxa" w:w="60"/>
+              <w:left w:type="dxa" w:w="90"/>
+              <w:bottom w:type="dxa" w:w="60"/>
+              <w:right w:type="dxa" w:w="90"/>
+            </w:tcMar>
+          </w:tcPr>
+          <w:p>
+            <w:pPr>
+              <w:spacing w:after="0"/>
+            </w:pPr>
+            <w:r>
+              <w:rPr>
+                <w:b/>
+                <w:bCs/>
+                <w:color w:val="1C2430"/>
+                <w:sz w:val="18"/>
+                <w:szCs w:val="18"/>
+              </w:rPr>
+              <w:t xml:space="preserve">Needs</w:t>
+            </w:r>
+          </w:p>
+        </w:tc>
+        <w:tc>
+          <w:tcPr>
+            <w:tcW w:type="dxa" w:w="4900"/>
+            <w:shd w:fill="EEF3FA" w:val="clear"/>
+            <w:tcMar>
+              <w:top w:type="dxa" w:w="60"/>
+              <w:left w:type="dxa" w:w="90"/>
+              <w:bottom w:type="dxa" w:w="60"/>
+              <w:right w:type="dxa" w:w="90"/>
+            </w:tcMar>
+          </w:tcPr>
+          <w:p>
+            <w:pPr>
+              <w:spacing w:after="0"/>
+            </w:pPr>
+            <w:r>
+              <w:rPr>
+                <w:b/>
+                <w:bCs/>
+                <w:color w:val="1C2430"/>
+                <w:sz w:val="18"/>
+                <w:szCs w:val="18"/>
+              </w:rPr>
+              <w:t xml:space="preserve">Covers</w:t>
+            </w:r>
+          </w:p>
+        </w:tc>
+      </w:tr>
+      <w:tr>
+        <w:tc>
+          <w:tcPr>
+            <w:tcW w:type="dxa" w:w="2400"/>
+            <w:tcMar>
+              <w:top w:type="dxa" w:w="60"/>
+              <w:left w:type="dxa" w:w="90"/>
+              <w:bottom w:type="dxa" w:w="60"/>
+              <w:right w:type="dxa" w:w="90"/>
+            </w:tcMar>
+          </w:tcPr>
+          <w:p>
+            <w:pPr>
+              <w:spacing w:after="0"/>
+            </w:pPr>
+            <w:r>
+              <w:rPr>
+                <w:color w:val="1C2430"/>
+                <w:sz w:val="18"/>
+                <w:szCs w:val="18"/>
+              </w:rPr>
+              <w:t xml:space="preserve">dj_acs_auditor.html</w:t>
+            </w:r>
+          </w:p>
+        </w:tc>
+        <w:tc>
+          <w:tcPr>
+            <w:tcW w:type="dxa" w:w="2000"/>
+            <w:tcMar>
+              <w:top w:type="dxa" w:w="60"/>
+              <w:left w:type="dxa" w:w="90"/>
+              <w:bottom w:type="dxa" w:w="60"/>
+              <w:right w:type="dxa" w:w="90"/>
+            </w:tcMar>
+          </w:tcPr>
+          <w:p>
+            <w:pPr>
+              <w:spacing w:after="0"/>
+            </w:pPr>
+            <w:r>
+              <w:rPr>
+                <w:color w:val="1C2430"/>
+                <w:sz w:val="18"/>
+                <w:szCs w:val="18"/>
+              </w:rPr>
+              <w:t xml:space="preserve">A browser</w:t>
+            </w:r>
+          </w:p>
+        </w:tc>
+        <w:tc>
+          <w:tcPr>
+            <w:tcW w:type="dxa" w:w="4900"/>
+            <w:tcMar>
+              <w:top w:type="dxa" w:w="60"/>
+              <w:left w:type="dxa" w:w="90"/>
+              <w:bottom w:type="dxa" w:w="60"/>
+              <w:right w:type="dxa" w:w="90"/>
+            </w:tcMar>
+          </w:tcPr>
+          <w:p>
+            <w:pPr>
+              <w:spacing w:after="0"/>
+            </w:pPr>
+            <w:r>
+              <w:rPr>
+                <w:color w:val="1C2430"/>
+                <w:sz w:val="18"/>
+                <w:szCs w:val="18"/>
+              </w:rPr>
+              <w:t xml:space="preserve">Everything: posture, findings, violations, fix routes, drafted YAML, the HTML report and the JSON export</w:t>
+            </w:r>
+          </w:p>
+        </w:tc>
+      </w:tr>
+      <w:tr>
+        <w:tc>
+          <w:tcPr>
+            <w:tcW w:type="dxa" w:w="2400"/>
+            <w:tcMar>
+              <w:top w:type="dxa" w:w="60"/>
+              <w:left w:type="dxa" w:w="90"/>
+              <w:bottom w:type="dxa" w:w="60"/>
+              <w:right w:type="dxa" w:w="90"/>
+            </w:tcMar>
+          </w:tcPr>
+          <w:p>
+            <w:pPr>
+              <w:spacing w:after="0"/>
+            </w:pPr>
+            <w:r>
+              <w:rPr>
+                <w:color w:val="1C2430"/>
+                <w:sz w:val="18"/>
+                <w:szCs w:val="18"/>
+              </w:rPr>
+              <w:t xml:space="preserve">scripts/*.sh</w:t>
+            </w:r>
+          </w:p>
+        </w:tc>
+        <w:tc>
+          <w:tcPr>
+            <w:tcW w:type="dxa" w:w="2000"/>
+            <w:tcMar>
+              <w:top w:type="dxa" w:w="60"/>
+              <w:left w:type="dxa" w:w="90"/>
+              <w:bottom w:type="dxa" w:w="60"/>
+              <w:right w:type="dxa" w:w="90"/>
+            </w:tcMar>
+          </w:tcPr>
+          <w:p>
+            <w:pPr>
+              <w:spacing w:after="0"/>
+            </w:pPr>
+            <w:r>
+              <w:rPr>
+                <w:color w:val="1C2430"/>
+                <w:sz w:val="18"/>
+                <w:szCs w:val="18"/>
+              </w:rPr>
+              <w:t xml:space="preserve">bash, curl, jq</w:t>
+            </w:r>
+          </w:p>
+        </w:tc>
+        <w:tc>
+          <w:tcPr>
+            <w:tcW w:type="dxa" w:w="4900"/>
+            <w:tcMar>
+              <w:top w:type="dxa" w:w="60"/>
+              <w:left w:type="dxa" w:w="90"/>
+              <w:bottom w:type="dxa" w:w="60"/>
+              <w:right w:type="dxa" w:w="90"/>
+            </w:tcMar>
+          </w:tcPr>
+          <w:p>
+            <w:pPr>
+              <w:spacing w:after="0"/>
+            </w:pPr>
+            <w:r>
+              <w:rPr>
+                <w:color w:val="1C2430"/>
+                <w:sz w:val="18"/>
+                <w:szCs w:val="18"/>
+              </w:rPr>
+              <w:t xml:space="preserve">Getting data out of ACS</w:t>
+            </w:r>
+          </w:p>
+        </w:tc>
+      </w:tr>
+      <w:tr>
+        <w:tc>
+          <w:tcPr>
+            <w:tcW w:type="dxa" w:w="2400"/>
+            <w:tcMar>
+              <w:top w:type="dxa" w:w="60"/>
+              <w:left w:type="dxa" w:w="90"/>
+              <w:bottom w:type="dxa" w:w="60"/>
+              <w:right w:type="dxa" w:w="90"/>
+            </w:tcMar>
+          </w:tcPr>
+          <w:p>
+            <w:pPr>
+              <w:spacing w:after="0"/>
+            </w:pPr>
+            <w:r>
+              <w:rPr>
+                <w:color w:val="1C2430"/>
+                <w:sz w:val="18"/>
+                <w:szCs w:val="18"/>
+              </w:rPr>
+              <w:t xml:space="preserve">scripts/acs_summary.sh</w:t>
+            </w:r>
+          </w:p>
+        </w:tc>
+        <w:tc>
+          <w:tcPr>
+            <w:tcW w:type="dxa" w:w="2000"/>
+            <w:tcMar>
+              <w:top w:type="dxa" w:w="60"/>
+              <w:left w:type="dxa" w:w="90"/>
+              <w:bottom w:type="dxa" w:w="60"/>
+              <w:right w:type="dxa" w:w="90"/>
+            </w:tcMar>
+          </w:tcPr>
+          <w:p>
+            <w:pPr>
+              <w:spacing w:after="0"/>
+            </w:pPr>
+            <w:r>
+              <w:rPr>
+                <w:color w:val="1C2430"/>
+                <w:sz w:val="18"/>
+                <w:szCs w:val="18"/>
+              </w:rPr>
+              <w:t xml:space="preserve">jq</w:t>
+            </w:r>
+          </w:p>
+        </w:tc>
+        <w:tc>
+          <w:tcPr>
+            <w:tcW w:type="dxa" w:w="4900"/>
+            <w:tcMar>
+              <w:top w:type="dxa" w:w="60"/>
+              <w:left w:type="dxa" w:w="90"/>
+              <w:bottom w:type="dxa" w:w="60"/>
+              <w:right w:type="dxa" w:w="90"/>
+            </w:tcMar>
+          </w:tcPr>
+          <w:p>
+            <w:pPr>
+              <w:spacing w:after="0"/>
+            </w:pPr>
+            <w:r>
+              <w:rPr>
+                <w:color w:val="1C2430"/>
+                <w:sz w:val="18"/>
+                <w:szCs w:val="18"/>
+              </w:rPr>
+              <w:t xml:space="preserve">A markdown summary of what ACS reported. Counts only</w:t>
+            </w:r>
+          </w:p>
+        </w:tc>
+      </w:tr>
+      <w:tr>
+        <w:tc>
+          <w:tcPr>
+            <w:tcW w:type="dxa" w:w="2400"/>
+            <w:tcMar>
+              <w:top w:type="dxa" w:w="60"/>
+              <w:left w:type="dxa" w:w="90"/>
+              <w:bottom w:type="dxa" w:w="60"/>
+              <w:right w:type="dxa" w:w="90"/>
+            </w:tcMar>
+          </w:tcPr>
+          <w:p>
+            <w:pPr>
+              <w:spacing w:after="0"/>
+            </w:pPr>
+            <w:r>
+              <w:rPr>
+                <w:color w:val="1C2430"/>
+                <w:sz w:val="18"/>
+                <w:szCs w:val="18"/>
+              </w:rPr>
+              <w:t xml:space="preserve">acs_cli.js</w:t>
+            </w:r>
+          </w:p>
+        </w:tc>
+        <w:tc>
+          <w:tcPr>
+            <w:tcW w:type="dxa" w:w="2000"/>
+            <w:tcMar>
+              <w:top w:type="dxa" w:w="60"/>
+              <w:left w:type="dxa" w:w="90"/>
+              <w:bottom w:type="dxa" w:w="60"/>
+              <w:right w:type="dxa" w:w="90"/>
+            </w:tcMar>
+          </w:tcPr>
+          <w:p>
+            <w:pPr>
+              <w:spacing w:after="0"/>
+            </w:pPr>
+            <w:r>
+              <w:rPr>
+                <w:color w:val="1C2430"/>
+                <w:sz w:val="18"/>
+                <w:szCs w:val="18"/>
+              </w:rPr>
+              <w:t xml:space="preserve">Node 18+, or a container</w:t>
+            </w:r>
+          </w:p>
+        </w:tc>
+        <w:tc>
+          <w:tcPr>
+            <w:tcW w:type="dxa" w:w="4900"/>
+            <w:tcMar>
+              <w:top w:type="dxa" w:w="60"/>
+              <w:left w:type="dxa" w:w="90"/>
+              <w:bottom w:type="dxa" w:w="60"/>
+              <w:right w:type="dxa" w:w="90"/>
+            </w:tcMar>
+          </w:tcPr>
+          <w:p>
+            <w:pPr>
+              <w:spacing w:after="0"/>
+            </w:pPr>
+            <w:r>
+              <w:rPr>
+                <w:color w:val="1C2430"/>
+                <w:sz w:val="18"/>
+                <w:szCs w:val="18"/>
+              </w:rPr>
+              <w:t xml:space="preserve">The same engine headless, for CI</w:t>
+            </w:r>
+          </w:p>
+        </w:tc>
+      </w:tr>
+    </w:tbl>
+    <w:p>
+      <w:pPr>
+        <w:spacing w:after="140"/>
+      </w:pPr>
+      <w:r>
+        <w:rPr>
+          <w:sz w:val="21"/>
+          <w:szCs w:val="21"/>
+        </w:rPr>
+        <w:t xml:space="preserve"/>
+      </w:r>
+    </w:p>
+    <w:p>
+      <w:pPr>
+        <w:pStyle w:val="Heading2"/>
+        <w:spacing w:after="100" w:before="240"/>
+      </w:pPr>
+      <w:r>
+        <w:rPr>
+          <w:sz w:val="21"/>
+          <w:szCs w:val="21"/>
+        </w:rPr>
+        <w:t xml:space="preserve">What acs_summary.sh deliberately does not do</w:t>
+      </w:r>
+    </w:p>
+    <w:p>
+      <w:pPr>
+        <w:spacing w:after="120"/>
+      </w:pPr>
+      <w:r>
+        <w:rPr>
+          <w:sz w:val="21"/>
+          <w:szCs w:val="21"/>
+        </w:rPr>
+        <w:t xml:space="preserve">It does not compute a posture score and it does not draft fixes. Both require the policy engine, which is acs_policies.js, which needs a JavaScript runtime.</w:t>
+      </w:r>
+    </w:p>
+    <w:p>
+      <w:pPr>
+        <w:spacing w:after="120"/>
+      </w:pPr>
+      <w:r>
+        <w:rPr>
+          <w:sz w:val="21"/>
+          <w:szCs w:val="21"/>
+        </w:rPr>
+        <w:t xml:space="preserve">The temptation when writing that script is to approximate: count violations by severity, weight them, print a number. Do not. A posture score in this tool is passed weight over total applicable weight, and the denominator is derived from what was scanned. A summary of an ACS export has no scanned manifests, so there is no denominator, and any number produced would be a different measurement wearing the same name. That is exactly the defect fixed in 1.1.0, where a score over an empty scan read as 100 out of 100, Grade A.</w:t>
+      </w:r>
+    </w:p>
+    <w:p>
+      <w:pPr>
+        <w:pBdr>
+          <w:top w:val="single" w:color="FDECEA" w:sz="2"/>
+          <w:bottom w:val="single" w:color="FDECEA" w:sz="2"/>
+          <w:left w:val="single" w:color="CF222E" w:sz="18"/>
+        </w:pBdr>
+        <w:shd w:fill="FDECEA" w:val="clear"/>
+        <w:spacing w:after="0" w:before="120"/>
+        <w:ind w:left="160" w:right="160"/>
+      </w:pPr>
+      <w:r>
+        <w:rPr>
+          <w:b/>
+          <w:bCs/>
+          <w:color w:val="1C2430"/>
+          <w:sz w:val="20"/>
+          <w:szCs w:val="20"/>
+        </w:rPr>
+        <w:t xml:space="preserve">If you extend the summary script</w:t>
+      </w:r>
+    </w:p>
+    <w:p>
+      <w:pPr>
+        <w:pBdr>
+          <w:top w:val="single" w:color="FDECEA" w:sz="2"/>
+          <w:bottom w:val="single" w:color="FDECEA" w:sz="2"/>
+          <w:left w:val="single" w:color="CF222E" w:sz="18"/>
+        </w:pBdr>
+        <w:shd w:fill="FDECEA" w:val="clear"/>
+        <w:spacing w:after="40"/>
+        <w:ind w:left="160" w:right="160"/>
+      </w:pPr>
+      <w:r>
+        <w:rPr>
+          <w:color w:val="1C2430"/>
+          <w:sz w:val="20"/>
+          <w:szCs w:val="20"/>
+        </w:rPr>
+        <w:t xml:space="preserve">Keep it to counts of what ACS reported. Nothing inferred, nothing weighted, nothing called a score.</w:t>
+      </w:r>
+    </w:p>
+    <w:p>
+      <w:pPr>
+        <w:pBdr>
+          <w:top w:val="single" w:color="FDECEA" w:sz="2"/>
+          <w:bottom w:val="single" w:color="FDECEA" w:sz="2"/>
+          <w:left w:val="single" w:color="CF222E" w:sz="18"/>
+        </w:pBdr>
+        <w:shd w:fill="FDECEA" w:val="clear"/>
+        <w:spacing w:after="160"/>
+        <w:ind w:left="160" w:right="160"/>
+      </w:pPr>
+      <w:r>
+        <w:rPr>
+          <w:color w:val="1C2430"/>
+          <w:sz w:val="20"/>
+          <w:szCs w:val="20"/>
+        </w:rPr>
+        <w:t xml:space="preserve">test/scripts.cjs asserts that its output contains no grade and no score, and that it states what it cannot tell you. Those assertions are the guard rail; do not relax them to make a nicer looking report.</w:t>
+      </w:r>
+    </w:p>
+    <w:p>
+      <w:pPr>
+        <w:pStyle w:val="Heading1"/>
+        <w:spacing w:after="140" w:before="320"/>
+      </w:pPr>
+      <w:r>
+        <w:rPr>
+          <w:sz w:val="21"/>
+          <w:szCs w:val="21"/>
+        </w:rPr>
+        <w:t xml:space="preserve">16. Maintainer troubleshooting</w:t>
       </w:r>
     </w:p>
     <w:tbl>
@@ -9905,7 +10493,7 @@
           <w:sz w:val="21"/>
           <w:szCs w:val="21"/>
         </w:rPr>
-        <w:t xml:space="preserve">16. Ownership and escalation</w:t>
+        <w:t xml:space="preserve">17. Ownership and escalation</w:t>
       </w:r>
     </w:p>
     <w:p>

--- a/docs/DJ_Security_Tooling_Administration_Guide.docx
+++ b/docs/DJ_Security_Tooling_Administration_Guide.docx
@@ -65,7 +65,7 @@
           <w:sz w:val="22"/>
           <w:szCs w:val="22"/>
         </w:rPr>
-        <w:t xml:space="preserve">Covers DJ's ACS Auditor v1.2.0</w:t>
+        <w:t xml:space="preserve">Covers DJ's ACS Auditor v1.3.0</w:t>
       </w:r>
     </w:p>
     <w:p>
@@ -535,7 +535,7 @@
                 <w:sz w:val="18"/>
                 <w:szCs w:val="18"/>
               </w:rPr>
-              <w:t xml:space="preserve">DJ's ACS Auditor v1.2.0</w:t>
+              <w:t xml:space="preserve">DJ's ACS Auditor v1.3.0</w:t>
             </w:r>
           </w:p>
         </w:tc>
@@ -885,7 +885,7 @@
                 <w:sz w:val="18"/>
                 <w:szCs w:val="18"/>
               </w:rPr>
-              <w:t xml:space="preserve">823 across the engine, the page, the scripts and the command line</w:t>
+              <w:t xml:space="preserve">899 across the engine, the page, the scripts and the command line</w:t>
             </w:r>
           </w:p>
         </w:tc>
@@ -9168,7 +9168,146 @@
           <w:sz w:val="21"/>
           <w:szCs w:val="21"/>
         </w:rPr>
-        <w:t xml:space="preserve">15. Running where Node cannot be installed</w:t>
+        <w:t xml:space="preserve">15. A CI check that could not fail</w:t>
+      </w:r>
+    </w:p>
+    <w:p>
+      <w:pPr>
+        <w:spacing w:after="120"/>
+      </w:pPr>
+      <w:r>
+        <w:rPr>
+          <w:sz w:val="21"/>
+          <w:szCs w:val="21"/>
+        </w:rPr>
+        <w:t xml:space="preserve">The guarantee job in .github/workflows/ci.yml asserts the properties the README claims. It stopped working in 1.2.0 and nobody noticed for three releases.</w:t>
+      </w:r>
+    </w:p>
+    <w:p>
+      <w:pPr>
+        <w:spacing w:after="120"/>
+      </w:pPr>
+      <w:r>
+        <w:rPr>
+          <w:sz w:val="21"/>
+          <w:szCs w:val="21"/>
+        </w:rPr>
+        <w:t xml:space="preserve">It greps three files for exec primitives, and one of them was the remediation page, which 1.2.0 deleted. grep exits 2 on a missing path. The step was written as if grep ...; then fail; fi, and a non zero exit reads as "no match", so it printed clean and passed. The error also masked real matches in the files that did still exist: a planted eval() in the surviving page went undetected.</w:t>
+      </w:r>
+    </w:p>
+    <w:p>
+      <w:pPr>
+        <w:pBdr>
+          <w:top w:val="single" w:color="FDECEA" w:sz="2"/>
+          <w:bottom w:val="single" w:color="FDECEA" w:sz="2"/>
+          <w:left w:val="single" w:color="CF222E" w:sz="18"/>
+        </w:pBdr>
+        <w:shd w:fill="FDECEA" w:val="clear"/>
+        <w:spacing w:after="0" w:before="120"/>
+        <w:ind w:left="160" w:right="160"/>
+      </w:pPr>
+      <w:r>
+        <w:rPr>
+          <w:b/>
+          <w:bCs/>
+          <w:color w:val="1C2430"/>
+          <w:sz w:val="20"/>
+          <w:szCs w:val="20"/>
+        </w:rPr>
+        <w:t xml:space="preserve">The rule this produced</w:t>
+      </w:r>
+    </w:p>
+    <w:p>
+      <w:pPr>
+        <w:pBdr>
+          <w:top w:val="single" w:color="FDECEA" w:sz="2"/>
+          <w:bottom w:val="single" w:color="FDECEA" w:sz="2"/>
+          <w:left w:val="single" w:color="CF222E" w:sz="18"/>
+        </w:pBdr>
+        <w:shd w:fill="FDECEA" w:val="clear"/>
+        <w:spacing w:after="40"/>
+        <w:ind w:left="160" w:right="160"/>
+      </w:pPr>
+      <w:r>
+        <w:rPr>
+          <w:color w:val="1C2430"/>
+          <w:sz w:val="20"/>
+          <w:szCs w:val="20"/>
+        </w:rPr>
+        <w:t xml:space="preserve">A check that cannot fail is worse than no check, because it is counted. A green build with a dead assertion in it is a false statement about the code.</w:t>
+      </w:r>
+    </w:p>
+    <w:p>
+      <w:pPr>
+        <w:pBdr>
+          <w:top w:val="single" w:color="FDECEA" w:sz="2"/>
+          <w:bottom w:val="single" w:color="FDECEA" w:sz="2"/>
+          <w:left w:val="single" w:color="CF222E" w:sz="18"/>
+        </w:pBdr>
+        <w:shd w:fill="FDECEA" w:val="clear"/>
+        <w:spacing w:after="40"/>
+        <w:ind w:left="160" w:right="160"/>
+      </w:pPr>
+      <w:r>
+        <w:rPr>
+          <w:color w:val="1C2430"/>
+          <w:sz w:val="20"/>
+          <w:szCs w:val="20"/>
+        </w:rPr>
+        <w:t xml:space="preserve">Every grep target in that workflow now globs rather than naming a file, and a step asserts the files exist before anything greps them. Each step runs under set -e so an unexpected error stops it rather than being read as success.</w:t>
+      </w:r>
+    </w:p>
+    <w:p>
+      <w:pPr>
+        <w:pBdr>
+          <w:top w:val="single" w:color="FDECEA" w:sz="2"/>
+          <w:bottom w:val="single" w:color="FDECEA" w:sz="2"/>
+          <w:left w:val="single" w:color="CF222E" w:sz="18"/>
+        </w:pBdr>
+        <w:shd w:fill="FDECEA" w:val="clear"/>
+        <w:spacing w:after="40"/>
+        <w:ind w:left="160" w:right="160"/>
+      </w:pPr>
+      <w:r>
+        <w:rPr>
+          <w:color w:val="1C2430"/>
+          <w:sz w:val="20"/>
+          <w:szCs w:val="20"/>
+        </w:rPr>
+        <w:t xml:space="preserve">There is a selftest job that plants an eval() and a password field and requires the checks to catch them. If the checks ever go dead again, that job goes red.</w:t>
+      </w:r>
+    </w:p>
+    <w:p>
+      <w:pPr>
+        <w:pBdr>
+          <w:top w:val="single" w:color="FDECEA" w:sz="2"/>
+          <w:bottom w:val="single" w:color="FDECEA" w:sz="2"/>
+          <w:left w:val="single" w:color="CF222E" w:sz="18"/>
+        </w:pBdr>
+        <w:shd w:fill="FDECEA" w:val="clear"/>
+        <w:spacing w:after="160"/>
+        <w:ind w:left="160" w:right="160"/>
+      </w:pPr>
+      <w:r>
+        <w:rPr>
+          <w:color w:val="1C2430"/>
+          <w:sz w:val="20"/>
+          <w:szCs w:val="20"/>
+        </w:rPr>
+        <w:t xml:space="preserve">test/ci.cjs asserts all of this from the suite, so the workflow is covered the same way the code is. When you add a guarantee to the README, add it to the workflow and to that suite in the same commit.</w:t>
+      </w:r>
+    </w:p>
+    <w:p>
+      <w:pPr>
+        <w:pStyle w:val="Heading1"/>
+        <w:spacing w:after="140" w:before="320"/>
+      </w:pPr>
+      <w:r>
+        <w:rPr>
+          <w:sz w:val="21"/>
+          <w:szCs w:val="21"/>
+        </w:rPr>
+        <w:t xml:space="preserve">16. Running where Node cannot be installed</w:t>
       </w:r>
     </w:p>
     <w:p>
@@ -9704,7 +9843,7 @@
           <w:sz w:val="21"/>
           <w:szCs w:val="21"/>
         </w:rPr>
-        <w:t xml:space="preserve">16. Maintainer troubleshooting</w:t>
+        <w:t xml:space="preserve">17. Maintainer troubleshooting</w:t>
       </w:r>
     </w:p>
     <w:tbl>
@@ -10493,7 +10632,7 @@
           <w:sz w:val="21"/>
           <w:szCs w:val="21"/>
         </w:rPr>
-        <w:t xml:space="preserve">17. Ownership and escalation</w:t>
+        <w:t xml:space="preserve">18. Ownership and escalation</w:t>
       </w:r>
     </w:p>
     <w:p>
